--- a/klagomål/A 22449-2026 FSC-klagomål.docx
+++ b/klagomål/A 22449-2026 FSC-klagomål.docx
@@ -803,7 +803,7 @@
     <w:r>
       <w:tab/>
       <w:tab/>
-      <w:t>2026-06-15</w:t>
+      <w:t>2026-06-16</w:t>
       <w:br/>
       <w:br/>
     </w:r>

--- a/klagomål/A 22449-2026 FSC-klagomål.docx
+++ b/klagomål/A 22449-2026 FSC-klagomål.docx
@@ -803,7 +803,7 @@
     <w:r>
       <w:tab/>
       <w:tab/>
-      <w:t>2026-06-16</w:t>
+      <w:t>2026-06-17</w:t>
       <w:br/>
       <w:br/>
     </w:r>

--- a/klagomål/A 22449-2026 FSC-klagomål.docx
+++ b/klagomål/A 22449-2026 FSC-klagomål.docx
@@ -1,6 +1,6 @@
 
 <file path=word/document.xml><?xml version="1.0" encoding="utf-8"?>
-<w:document xmlns:wpc="http://schemas.microsoft.com/office/word/2010/wordprocessingCanvas" xmlns:cx="http://schemas.microsoft.com/office/drawing/2014/chartex" xmlns:cx1="http://schemas.microsoft.com/office/drawing/2015/9/8/chartex" xmlns:cx2="http://schemas.microsoft.com/office/drawing/2015/10/21/chartex" xmlns:cx3="http://schemas.microsoft.com/office/drawing/2016/5/9/chartex" xmlns:cx4="http://schemas.microsoft.com/office/drawing/2016/5/10/chartex" xmlns:cx5="http://schemas.microsoft.com/office/drawing/2016/5/11/chartex" xmlns:cx6="http://schemas.microsoft.com/office/drawing/2016/5/12/chartex" xmlns:cx7="http://schemas.microsoft.com/office/drawing/2016/5/13/chartex" xmlns:cx8="http://schemas.microsoft.com/office/drawing/2016/5/14/chartex" xmlns:mc="http://schemas.openxmlformats.org/markup-compatibility/2006" xmlns:aink="http://schemas.microsoft.com/office/drawing/2016/ink" xmlns:am3d="http://schemas.microsoft.com/office/drawing/2017/model3d" xmlns:o="urn:schemas-microsoft-com:office:office" xmlns:oel="http://schemas.microsoft.com/office/2019/extlst" xmlns:r="http://schemas.openxmlformats.org/officeDocument/2006/relationships" xmlns:m="http://schemas.openxmlformats.org/officeDocument/2006/math" xmlns:v="urn:schemas-microsoft-com:vml" xmlns:wp14="http://schemas.microsoft.com/office/word/2010/wordprocessingDrawing" xmlns:wp="http://schemas.openxmlformats.org/drawingml/2006/wordprocessingDrawing" xmlns:w10="urn:schemas-microsoft-com:office:word" xmlns:w="http://schemas.openxmlformats.org/wordprocessingml/2006/main" xmlns:w14="http://schemas.microsoft.com/office/word/2010/wordml" xmlns:w15="http://schemas.microsoft.com/office/word/2012/wordml" xmlns:w16cex="http://schemas.microsoft.com/office/word/2018/wordml/cex" xmlns:w16cid="http://schemas.microsoft.com/office/word/2016/wordml/cid" xmlns:w16="http://schemas.microsoft.com/office/word/2018/wordml" xmlns:w16sdtdh="http://schemas.microsoft.com/office/word/2020/wordml/sdtdatahash" xmlns:w16se="http://schemas.microsoft.com/office/word/2015/wordml/symex" xmlns:wpg="http://schemas.microsoft.com/office/word/2010/wordprocessingGroup" xmlns:wpi="http://schemas.microsoft.com/office/word/2010/wordprocessingInk" xmlns:wne="http://schemas.microsoft.com/office/word/2006/wordml" xmlns:wps="http://schemas.microsoft.com/office/word/2010/wordprocessingShape" mc:Ignorable="w14 w15 w16se w16cid w16 w16cex w16sdtdh wp14">
+<w:document xmlns:wpc="http://schemas.microsoft.com/office/word/2010/wordprocessingCanvas" xmlns:cx="http://schemas.microsoft.com/office/drawing/2014/chartex" xmlns:cx1="http://schemas.microsoft.com/office/drawing/2015/9/8/chartex" xmlns:cx2="http://schemas.microsoft.com/office/drawing/2015/10/21/chartex" xmlns:cx3="http://schemas.microsoft.com/office/drawing/2016/5/9/chartex" xmlns:cx4="http://schemas.microsoft.com/office/drawing/2016/5/10/chartex" xmlns:cx5="http://schemas.microsoft.com/office/drawing/2016/5/11/chartex" xmlns:cx6="http://schemas.microsoft.com/office/drawing/2016/5/12/chartex" xmlns:cx7="http://schemas.microsoft.com/office/drawing/2016/5/13/chartex" xmlns:cx8="http://schemas.microsoft.com/office/drawing/2016/5/14/chartex" xmlns:mc="http://schemas.openxmlformats.org/markup-compatibility/2006" xmlns:aink="http://schemas.microsoft.com/office/drawing/2016/ink" xmlns:am3d="http://schemas.microsoft.com/office/drawing/2017/model3d" xmlns:o="urn:schemas-microsoft-com:office:office" xmlns:oel="http://schemas.microsoft.com/office/2019/extlst" xmlns:r="http://schemas.openxmlformats.org/officeDocument/2006/relationships" xmlns:m="http://schemas.openxmlformats.org/officeDocument/2006/math" xmlns:v="urn:schemas-microsoft-com:vml" xmlns:wp14="http://schemas.microsoft.com/office/word/2010/wordprocessingDrawing" xmlns:wp="http://schemas.openxmlformats.org/drawingml/2006/wordprocessingDrawing" xmlns:w10="urn:schemas-microsoft-com:office:word" xmlns:w="http://schemas.openxmlformats.org/wordprocessingml/2006/main" xmlns:w14="http://schemas.microsoft.com/office/word/2010/wordml" xmlns:w15="http://schemas.microsoft.com/office/word/2012/wordml" xmlns:w16cex="http://schemas.microsoft.com/office/word/2018/wordml/cex" xmlns:w16cid="http://schemas.microsoft.com/office/word/2016/wordml/cid" xmlns:w16="http://schemas.microsoft.com/office/word/2018/wordml" xmlns:w16du="http://schemas.microsoft.com/office/word/2023/wordml/word16du" xmlns:w16sdtdh="http://schemas.microsoft.com/office/word/2020/wordml/sdtdatahash" xmlns:w16sdtfl="http://schemas.microsoft.com/office/word/2024/wordml/sdtformatlock" xmlns:w16se="http://schemas.microsoft.com/office/word/2015/wordml/symex" xmlns:wpg="http://schemas.microsoft.com/office/word/2010/wordprocessingGroup" xmlns:wpi="http://schemas.microsoft.com/office/word/2010/wordprocessingInk" xmlns:wne="http://schemas.microsoft.com/office/word/2006/wordml" xmlns:wps="http://schemas.microsoft.com/office/word/2010/wordprocessingShape" mc:Ignorable="w14 w15 w16se w16cid w16 w16cex w16sdtdh w16sdtfl w16du wp14">
   <w:body>
     <w:p>
       <w:r>
@@ -168,7 +168,7 @@
     </w:p>
     <w:p>
       <w:r>
-        <w:t>Detta dokument behandlar höga naturvärden i avverkningsanmälan A 22449-2026 i Västerås kommun. Denna avverkningsanmälan inkom 2026-05-13 08:20:04 och omfattar 1,5 ha.</w:t>
+        <w:t>Detta dokument behandlar höga naturvärden i avverkningsanmälan A 22449-2026 i Västerås kommun som inkom 2026-05-13 och omfattar 1,5 ha.</w:t>
       </w:r>
     </w:p>
     <w:p>
@@ -196,7 +196,10 @@
     </w:p>
     <w:p>
       <w:r>
-        <w:t>De påträffade naturvårdsarterna är ett tydligt kvitto på att detta rör sig om en skog med höga naturvärden. I Figur 1 visas en karta över det avverkningsanmälda området, där samtliga fyndplatser för naturvårdsarter som finns registrerade på Artportalen har markerats.</w:t>
+        <w:t>De påträffade naturvårdsarterna är ett tydligt kvitto på att det rör sig om en skog med höga naturvärden.</w:t>
+      </w:r>
+      <w:r>
+        <w:t xml:space="preserve"> I Figur 1 visas fyndplatser för naturvårdsarter i området, som finns registrerade på Artportalen.</w:t>
       </w:r>
     </w:p>
     <w:p>
@@ -206,7 +209,7 @@
       <w:r>
         <w:drawing>
           <wp:inline xmlns:a="http://schemas.openxmlformats.org/drawingml/2006/main" xmlns:pic="http://schemas.openxmlformats.org/drawingml/2006/picture">
-            <wp:extent cx="5486400" cy="3970601"/>
+            <wp:extent cx="5486400" cy="5458120"/>
             <wp:docPr id="1" name="Picture 1"/>
             <wp:cNvGraphicFramePr>
               <a:graphicFrameLocks noChangeAspect="1"/>
@@ -227,7 +230,7 @@
                   <pic:spPr>
                     <a:xfrm>
                       <a:off x="0" y="0"/>
-                      <a:ext cx="5486400" cy="3970601"/>
+                      <a:ext cx="5486400" cy="5458120"/>
                     </a:xfrm>
                     <a:prstGeom prst="rect"/>
                   </pic:spPr>
@@ -241,14 +244,15 @@
     <w:p>
       <w:pPr>
         <w:pStyle w:val="Caption"/>
+        <w:spacing w:after="240"/>
       </w:pPr>
       <w:r>
-        <w:t>Figur 1. Fyndplatser för naturvårdsarter i det avverkningsanmälda området (röd linje). Markörer utan svart kant är placerade på fyndplatsen. Markörer med svart kant är placerade vid sidan av fyndplatsen och har ett svart streck som visar fyndplatsens exakta position. Kartans mittpunktskoordinat är N 6603214, E 581992 i SWEREF 99 TM.</w:t>
+        <w:t>Figur 1. Fyndplatser för naturvårdsarter i avverkningsanmälan (röd linje). Markörer utan svart kant är placerade på fyndplatsen. Markörer med svart kant är placerade vid sidan av fyndplatsen och har ett svart streck som visar fyndplatsens exakta position. Kartans mittpunktskoordinat är N 6603214, E 581992 i SWEREF 99 TM.</w:t>
       </w:r>
     </w:p>
     <w:p>
       <w:pPr>
-        <w:pStyle w:val="Heading1"/>
+        <w:pStyle w:val="Heading2"/>
       </w:pPr>
       <w:r>
         <w:t>Fridlysta arter</w:t>
@@ -693,7 +697,7 @@
 </file>
 
 <file path=word/endnotes.xml><?xml version="1.0" encoding="utf-8"?>
-<w:endnotes xmlns:wpc="http://schemas.microsoft.com/office/word/2010/wordprocessingCanvas" xmlns:cx="http://schemas.microsoft.com/office/drawing/2014/chartex" xmlns:cx1="http://schemas.microsoft.com/office/drawing/2015/9/8/chartex" xmlns:cx2="http://schemas.microsoft.com/office/drawing/2015/10/21/chartex" xmlns:cx3="http://schemas.microsoft.com/office/drawing/2016/5/9/chartex" xmlns:cx4="http://schemas.microsoft.com/office/drawing/2016/5/10/chartex" xmlns:cx5="http://schemas.microsoft.com/office/drawing/2016/5/11/chartex" xmlns:cx6="http://schemas.microsoft.com/office/drawing/2016/5/12/chartex" xmlns:cx7="http://schemas.microsoft.com/office/drawing/2016/5/13/chartex" xmlns:cx8="http://schemas.microsoft.com/office/drawing/2016/5/14/chartex" xmlns:mc="http://schemas.openxmlformats.org/markup-compatibility/2006" xmlns:aink="http://schemas.microsoft.com/office/drawing/2016/ink" xmlns:am3d="http://schemas.microsoft.com/office/drawing/2017/model3d" xmlns:o="urn:schemas-microsoft-com:office:office" xmlns:oel="http://schemas.microsoft.com/office/2019/extlst" xmlns:r="http://schemas.openxmlformats.org/officeDocument/2006/relationships" xmlns:m="http://schemas.openxmlformats.org/officeDocument/2006/math" xmlns:v="urn:schemas-microsoft-com:vml" xmlns:wp14="http://schemas.microsoft.com/office/word/2010/wordprocessingDrawing" xmlns:wp="http://schemas.openxmlformats.org/drawingml/2006/wordprocessingDrawing" xmlns:w10="urn:schemas-microsoft-com:office:word" xmlns:w="http://schemas.openxmlformats.org/wordprocessingml/2006/main" xmlns:w14="http://schemas.microsoft.com/office/word/2010/wordml" xmlns:w15="http://schemas.microsoft.com/office/word/2012/wordml" xmlns:w16cex="http://schemas.microsoft.com/office/word/2018/wordml/cex" xmlns:w16cid="http://schemas.microsoft.com/office/word/2016/wordml/cid" xmlns:w16="http://schemas.microsoft.com/office/word/2018/wordml" xmlns:w16sdtdh="http://schemas.microsoft.com/office/word/2020/wordml/sdtdatahash" xmlns:w16se="http://schemas.microsoft.com/office/word/2015/wordml/symex" xmlns:wpg="http://schemas.microsoft.com/office/word/2010/wordprocessingGroup" xmlns:wpi="http://schemas.microsoft.com/office/word/2010/wordprocessingInk" xmlns:wne="http://schemas.microsoft.com/office/word/2006/wordml" xmlns:wps="http://schemas.microsoft.com/office/word/2010/wordprocessingShape" mc:Ignorable="w14 w15 w16se w16cid w16 w16cex w16sdtdh wp14">
+<w:endnotes xmlns:wpc="http://schemas.microsoft.com/office/word/2010/wordprocessingCanvas" xmlns:cx="http://schemas.microsoft.com/office/drawing/2014/chartex" xmlns:cx1="http://schemas.microsoft.com/office/drawing/2015/9/8/chartex" xmlns:cx2="http://schemas.microsoft.com/office/drawing/2015/10/21/chartex" xmlns:cx3="http://schemas.microsoft.com/office/drawing/2016/5/9/chartex" xmlns:cx4="http://schemas.microsoft.com/office/drawing/2016/5/10/chartex" xmlns:cx5="http://schemas.microsoft.com/office/drawing/2016/5/11/chartex" xmlns:cx6="http://schemas.microsoft.com/office/drawing/2016/5/12/chartex" xmlns:cx7="http://schemas.microsoft.com/office/drawing/2016/5/13/chartex" xmlns:cx8="http://schemas.microsoft.com/office/drawing/2016/5/14/chartex" xmlns:mc="http://schemas.openxmlformats.org/markup-compatibility/2006" xmlns:aink="http://schemas.microsoft.com/office/drawing/2016/ink" xmlns:am3d="http://schemas.microsoft.com/office/drawing/2017/model3d" xmlns:o="urn:schemas-microsoft-com:office:office" xmlns:oel="http://schemas.microsoft.com/office/2019/extlst" xmlns:r="http://schemas.openxmlformats.org/officeDocument/2006/relationships" xmlns:m="http://schemas.openxmlformats.org/officeDocument/2006/math" xmlns:v="urn:schemas-microsoft-com:vml" xmlns:wp14="http://schemas.microsoft.com/office/word/2010/wordprocessingDrawing" xmlns:wp="http://schemas.openxmlformats.org/drawingml/2006/wordprocessingDrawing" xmlns:w10="urn:schemas-microsoft-com:office:word" xmlns:w="http://schemas.openxmlformats.org/wordprocessingml/2006/main" xmlns:w14="http://schemas.microsoft.com/office/word/2010/wordml" xmlns:w15="http://schemas.microsoft.com/office/word/2012/wordml" xmlns:w16cex="http://schemas.microsoft.com/office/word/2018/wordml/cex" xmlns:w16cid="http://schemas.microsoft.com/office/word/2016/wordml/cid" xmlns:w16="http://schemas.microsoft.com/office/word/2018/wordml" xmlns:w16du="http://schemas.microsoft.com/office/word/2023/wordml/word16du" xmlns:w16sdtdh="http://schemas.microsoft.com/office/word/2020/wordml/sdtdatahash" xmlns:w16sdtfl="http://schemas.microsoft.com/office/word/2024/wordml/sdtformatlock" xmlns:w16se="http://schemas.microsoft.com/office/word/2015/wordml/symex" xmlns:wpg="http://schemas.microsoft.com/office/word/2010/wordprocessingGroup" xmlns:wpi="http://schemas.microsoft.com/office/word/2010/wordprocessingInk" xmlns:wne="http://schemas.microsoft.com/office/word/2006/wordml" xmlns:wps="http://schemas.microsoft.com/office/word/2010/wordprocessingShape" mc:Ignorable="w14 w15 w16se w16cid w16 w16cex w16sdtdh w16sdtfl w16du wp14">
   <w:endnote w:type="separator" w:id="-1">
     <w:p>
       <w:pPr>
@@ -718,7 +722,7 @@
 </file>
 
 <file path=word/footer1.xml><?xml version="1.0" encoding="utf-8"?>
-<w:ftr xmlns:wpc="http://schemas.microsoft.com/office/word/2010/wordprocessingCanvas" xmlns:cx="http://schemas.microsoft.com/office/drawing/2014/chartex" xmlns:cx1="http://schemas.microsoft.com/office/drawing/2015/9/8/chartex" xmlns:cx2="http://schemas.microsoft.com/office/drawing/2015/10/21/chartex" xmlns:cx3="http://schemas.microsoft.com/office/drawing/2016/5/9/chartex" xmlns:cx4="http://schemas.microsoft.com/office/drawing/2016/5/10/chartex" xmlns:cx5="http://schemas.microsoft.com/office/drawing/2016/5/11/chartex" xmlns:cx6="http://schemas.microsoft.com/office/drawing/2016/5/12/chartex" xmlns:cx7="http://schemas.microsoft.com/office/drawing/2016/5/13/chartex" xmlns:cx8="http://schemas.microsoft.com/office/drawing/2016/5/14/chartex" xmlns:mc="http://schemas.openxmlformats.org/markup-compatibility/2006" xmlns:aink="http://schemas.microsoft.com/office/drawing/2016/ink" xmlns:am3d="http://schemas.microsoft.com/office/drawing/2017/model3d" xmlns:o="urn:schemas-microsoft-com:office:office" xmlns:oel="http://schemas.microsoft.com/office/2019/extlst" xmlns:r="http://schemas.openxmlformats.org/officeDocument/2006/relationships" xmlns:m="http://schemas.openxmlformats.org/officeDocument/2006/math" xmlns:v="urn:schemas-microsoft-com:vml" xmlns:wp14="http://schemas.microsoft.com/office/word/2010/wordprocessingDrawing" xmlns:wp="http://schemas.openxmlformats.org/drawingml/2006/wordprocessingDrawing" xmlns:w10="urn:schemas-microsoft-com:office:word" xmlns:w="http://schemas.openxmlformats.org/wordprocessingml/2006/main" xmlns:w14="http://schemas.microsoft.com/office/word/2010/wordml" xmlns:w15="http://schemas.microsoft.com/office/word/2012/wordml" xmlns:w16cex="http://schemas.microsoft.com/office/word/2018/wordml/cex" xmlns:w16cid="http://schemas.microsoft.com/office/word/2016/wordml/cid" xmlns:w16="http://schemas.microsoft.com/office/word/2018/wordml" xmlns:w16sdtdh="http://schemas.microsoft.com/office/word/2020/wordml/sdtdatahash" xmlns:w16se="http://schemas.microsoft.com/office/word/2015/wordml/symex" xmlns:wpg="http://schemas.microsoft.com/office/word/2010/wordprocessingGroup" xmlns:wpi="http://schemas.microsoft.com/office/word/2010/wordprocessingInk" xmlns:wne="http://schemas.microsoft.com/office/word/2006/wordml" xmlns:wps="http://schemas.microsoft.com/office/word/2010/wordprocessingShape" mc:Ignorable="w14 w15 w16se w16cid w16 w16cex w16sdtdh wp14">
+<w:ftr xmlns:wpc="http://schemas.microsoft.com/office/word/2010/wordprocessingCanvas" xmlns:cx="http://schemas.microsoft.com/office/drawing/2014/chartex" xmlns:cx1="http://schemas.microsoft.com/office/drawing/2015/9/8/chartex" xmlns:cx2="http://schemas.microsoft.com/office/drawing/2015/10/21/chartex" xmlns:cx3="http://schemas.microsoft.com/office/drawing/2016/5/9/chartex" xmlns:cx4="http://schemas.microsoft.com/office/drawing/2016/5/10/chartex" xmlns:cx5="http://schemas.microsoft.com/office/drawing/2016/5/11/chartex" xmlns:cx6="http://schemas.microsoft.com/office/drawing/2016/5/12/chartex" xmlns:cx7="http://schemas.microsoft.com/office/drawing/2016/5/13/chartex" xmlns:cx8="http://schemas.microsoft.com/office/drawing/2016/5/14/chartex" xmlns:mc="http://schemas.openxmlformats.org/markup-compatibility/2006" xmlns:aink="http://schemas.microsoft.com/office/drawing/2016/ink" xmlns:am3d="http://schemas.microsoft.com/office/drawing/2017/model3d" xmlns:o="urn:schemas-microsoft-com:office:office" xmlns:oel="http://schemas.microsoft.com/office/2019/extlst" xmlns:r="http://schemas.openxmlformats.org/officeDocument/2006/relationships" xmlns:m="http://schemas.openxmlformats.org/officeDocument/2006/math" xmlns:v="urn:schemas-microsoft-com:vml" xmlns:wp14="http://schemas.microsoft.com/office/word/2010/wordprocessingDrawing" xmlns:wp="http://schemas.openxmlformats.org/drawingml/2006/wordprocessingDrawing" xmlns:w10="urn:schemas-microsoft-com:office:word" xmlns:w="http://schemas.openxmlformats.org/wordprocessingml/2006/main" xmlns:w14="http://schemas.microsoft.com/office/word/2010/wordml" xmlns:w15="http://schemas.microsoft.com/office/word/2012/wordml" xmlns:w16cex="http://schemas.microsoft.com/office/word/2018/wordml/cex" xmlns:w16cid="http://schemas.microsoft.com/office/word/2016/wordml/cid" xmlns:w16="http://schemas.microsoft.com/office/word/2018/wordml" xmlns:w16du="http://schemas.microsoft.com/office/word/2023/wordml/word16du" xmlns:w16sdtdh="http://schemas.microsoft.com/office/word/2020/wordml/sdtdatahash" xmlns:w16sdtfl="http://schemas.microsoft.com/office/word/2024/wordml/sdtformatlock" xmlns:w16se="http://schemas.microsoft.com/office/word/2015/wordml/symex" xmlns:wpg="http://schemas.microsoft.com/office/word/2010/wordprocessingGroup" xmlns:wpi="http://schemas.microsoft.com/office/word/2010/wordprocessingInk" xmlns:wne="http://schemas.microsoft.com/office/word/2006/wordml" xmlns:wps="http://schemas.microsoft.com/office/word/2010/wordprocessingShape" mc:Ignorable="w14 w15 w16se w16cid w16 w16cex w16sdtdh w16sdtfl w16du wp14">
   <w:p>
     <w:pPr>
       <w:pStyle w:val="Footer"/>
@@ -728,7 +732,7 @@
 </file>
 
 <file path=word/footer2.xml><?xml version="1.0" encoding="utf-8"?>
-<w:ftr xmlns:wpc="http://schemas.microsoft.com/office/word/2010/wordprocessingCanvas" xmlns:cx="http://schemas.microsoft.com/office/drawing/2014/chartex" xmlns:cx1="http://schemas.microsoft.com/office/drawing/2015/9/8/chartex" xmlns:cx2="http://schemas.microsoft.com/office/drawing/2015/10/21/chartex" xmlns:cx3="http://schemas.microsoft.com/office/drawing/2016/5/9/chartex" xmlns:cx4="http://schemas.microsoft.com/office/drawing/2016/5/10/chartex" xmlns:cx5="http://schemas.microsoft.com/office/drawing/2016/5/11/chartex" xmlns:cx6="http://schemas.microsoft.com/office/drawing/2016/5/12/chartex" xmlns:cx7="http://schemas.microsoft.com/office/drawing/2016/5/13/chartex" xmlns:cx8="http://schemas.microsoft.com/office/drawing/2016/5/14/chartex" xmlns:mc="http://schemas.openxmlformats.org/markup-compatibility/2006" xmlns:aink="http://schemas.microsoft.com/office/drawing/2016/ink" xmlns:am3d="http://schemas.microsoft.com/office/drawing/2017/model3d" xmlns:o="urn:schemas-microsoft-com:office:office" xmlns:oel="http://schemas.microsoft.com/office/2019/extlst" xmlns:r="http://schemas.openxmlformats.org/officeDocument/2006/relationships" xmlns:m="http://schemas.openxmlformats.org/officeDocument/2006/math" xmlns:v="urn:schemas-microsoft-com:vml" xmlns:wp14="http://schemas.microsoft.com/office/word/2010/wordprocessingDrawing" xmlns:wp="http://schemas.openxmlformats.org/drawingml/2006/wordprocessingDrawing" xmlns:w10="urn:schemas-microsoft-com:office:word" xmlns:w="http://schemas.openxmlformats.org/wordprocessingml/2006/main" xmlns:w14="http://schemas.microsoft.com/office/word/2010/wordml" xmlns:w15="http://schemas.microsoft.com/office/word/2012/wordml" xmlns:w16cex="http://schemas.microsoft.com/office/word/2018/wordml/cex" xmlns:w16cid="http://schemas.microsoft.com/office/word/2016/wordml/cid" xmlns:w16="http://schemas.microsoft.com/office/word/2018/wordml" xmlns:w16sdtdh="http://schemas.microsoft.com/office/word/2020/wordml/sdtdatahash" xmlns:w16se="http://schemas.microsoft.com/office/word/2015/wordml/symex" xmlns:wpg="http://schemas.microsoft.com/office/word/2010/wordprocessingGroup" xmlns:wpi="http://schemas.microsoft.com/office/word/2010/wordprocessingInk" xmlns:wne="http://schemas.microsoft.com/office/word/2006/wordml" xmlns:wps="http://schemas.microsoft.com/office/word/2010/wordprocessingShape" mc:Ignorable="w14 w15 w16se w16cid w16 w16cex w16sdtdh wp14">
+<w:ftr xmlns:wpc="http://schemas.microsoft.com/office/word/2010/wordprocessingCanvas" xmlns:cx="http://schemas.microsoft.com/office/drawing/2014/chartex" xmlns:cx1="http://schemas.microsoft.com/office/drawing/2015/9/8/chartex" xmlns:cx2="http://schemas.microsoft.com/office/drawing/2015/10/21/chartex" xmlns:cx3="http://schemas.microsoft.com/office/drawing/2016/5/9/chartex" xmlns:cx4="http://schemas.microsoft.com/office/drawing/2016/5/10/chartex" xmlns:cx5="http://schemas.microsoft.com/office/drawing/2016/5/11/chartex" xmlns:cx6="http://schemas.microsoft.com/office/drawing/2016/5/12/chartex" xmlns:cx7="http://schemas.microsoft.com/office/drawing/2016/5/13/chartex" xmlns:cx8="http://schemas.microsoft.com/office/drawing/2016/5/14/chartex" xmlns:mc="http://schemas.openxmlformats.org/markup-compatibility/2006" xmlns:aink="http://schemas.microsoft.com/office/drawing/2016/ink" xmlns:am3d="http://schemas.microsoft.com/office/drawing/2017/model3d" xmlns:o="urn:schemas-microsoft-com:office:office" xmlns:oel="http://schemas.microsoft.com/office/2019/extlst" xmlns:r="http://schemas.openxmlformats.org/officeDocument/2006/relationships" xmlns:m="http://schemas.openxmlformats.org/officeDocument/2006/math" xmlns:v="urn:schemas-microsoft-com:vml" xmlns:wp14="http://schemas.microsoft.com/office/word/2010/wordprocessingDrawing" xmlns:wp="http://schemas.openxmlformats.org/drawingml/2006/wordprocessingDrawing" xmlns:w10="urn:schemas-microsoft-com:office:word" xmlns:w="http://schemas.openxmlformats.org/wordprocessingml/2006/main" xmlns:w14="http://schemas.microsoft.com/office/word/2010/wordml" xmlns:w15="http://schemas.microsoft.com/office/word/2012/wordml" xmlns:w16cex="http://schemas.microsoft.com/office/word/2018/wordml/cex" xmlns:w16cid="http://schemas.microsoft.com/office/word/2016/wordml/cid" xmlns:w16="http://schemas.microsoft.com/office/word/2018/wordml" xmlns:w16du="http://schemas.microsoft.com/office/word/2023/wordml/word16du" xmlns:w16sdtdh="http://schemas.microsoft.com/office/word/2020/wordml/sdtdatahash" xmlns:w16sdtfl="http://schemas.microsoft.com/office/word/2024/wordml/sdtformatlock" xmlns:w16se="http://schemas.microsoft.com/office/word/2015/wordml/symex" xmlns:wpg="http://schemas.microsoft.com/office/word/2010/wordprocessingGroup" xmlns:wpi="http://schemas.microsoft.com/office/word/2010/wordprocessingInk" xmlns:wne="http://schemas.microsoft.com/office/word/2006/wordml" xmlns:wps="http://schemas.microsoft.com/office/word/2010/wordprocessingShape" mc:Ignorable="w14 w15 w16se w16cid w16 w16cex w16sdtdh w16sdtfl w16du wp14">
   <w:p>
     <w:pPr>
       <w:pStyle w:val="Footer"/>
@@ -738,7 +742,7 @@
 </file>
 
 <file path=word/footer3.xml><?xml version="1.0" encoding="utf-8"?>
-<w:ftr xmlns:wpc="http://schemas.microsoft.com/office/word/2010/wordprocessingCanvas" xmlns:cx="http://schemas.microsoft.com/office/drawing/2014/chartex" xmlns:cx1="http://schemas.microsoft.com/office/drawing/2015/9/8/chartex" xmlns:cx2="http://schemas.microsoft.com/office/drawing/2015/10/21/chartex" xmlns:cx3="http://schemas.microsoft.com/office/drawing/2016/5/9/chartex" xmlns:cx4="http://schemas.microsoft.com/office/drawing/2016/5/10/chartex" xmlns:cx5="http://schemas.microsoft.com/office/drawing/2016/5/11/chartex" xmlns:cx6="http://schemas.microsoft.com/office/drawing/2016/5/12/chartex" xmlns:cx7="http://schemas.microsoft.com/office/drawing/2016/5/13/chartex" xmlns:cx8="http://schemas.microsoft.com/office/drawing/2016/5/14/chartex" xmlns:mc="http://schemas.openxmlformats.org/markup-compatibility/2006" xmlns:aink="http://schemas.microsoft.com/office/drawing/2016/ink" xmlns:am3d="http://schemas.microsoft.com/office/drawing/2017/model3d" xmlns:o="urn:schemas-microsoft-com:office:office" xmlns:oel="http://schemas.microsoft.com/office/2019/extlst" xmlns:r="http://schemas.openxmlformats.org/officeDocument/2006/relationships" xmlns:m="http://schemas.openxmlformats.org/officeDocument/2006/math" xmlns:v="urn:schemas-microsoft-com:vml" xmlns:wp14="http://schemas.microsoft.com/office/word/2010/wordprocessingDrawing" xmlns:wp="http://schemas.openxmlformats.org/drawingml/2006/wordprocessingDrawing" xmlns:w10="urn:schemas-microsoft-com:office:word" xmlns:w="http://schemas.openxmlformats.org/wordprocessingml/2006/main" xmlns:w14="http://schemas.microsoft.com/office/word/2010/wordml" xmlns:w15="http://schemas.microsoft.com/office/word/2012/wordml" xmlns:w16cex="http://schemas.microsoft.com/office/word/2018/wordml/cex" xmlns:w16cid="http://schemas.microsoft.com/office/word/2016/wordml/cid" xmlns:w16="http://schemas.microsoft.com/office/word/2018/wordml" xmlns:w16sdtdh="http://schemas.microsoft.com/office/word/2020/wordml/sdtdatahash" xmlns:w16se="http://schemas.microsoft.com/office/word/2015/wordml/symex" xmlns:wpg="http://schemas.microsoft.com/office/word/2010/wordprocessingGroup" xmlns:wpi="http://schemas.microsoft.com/office/word/2010/wordprocessingInk" xmlns:wne="http://schemas.microsoft.com/office/word/2006/wordml" xmlns:wps="http://schemas.microsoft.com/office/word/2010/wordprocessingShape" mc:Ignorable="w14 w15 w16se w16cid w16 w16cex w16sdtdh wp14">
+<w:ftr xmlns:wpc="http://schemas.microsoft.com/office/word/2010/wordprocessingCanvas" xmlns:cx="http://schemas.microsoft.com/office/drawing/2014/chartex" xmlns:cx1="http://schemas.microsoft.com/office/drawing/2015/9/8/chartex" xmlns:cx2="http://schemas.microsoft.com/office/drawing/2015/10/21/chartex" xmlns:cx3="http://schemas.microsoft.com/office/drawing/2016/5/9/chartex" xmlns:cx4="http://schemas.microsoft.com/office/drawing/2016/5/10/chartex" xmlns:cx5="http://schemas.microsoft.com/office/drawing/2016/5/11/chartex" xmlns:cx6="http://schemas.microsoft.com/office/drawing/2016/5/12/chartex" xmlns:cx7="http://schemas.microsoft.com/office/drawing/2016/5/13/chartex" xmlns:cx8="http://schemas.microsoft.com/office/drawing/2016/5/14/chartex" xmlns:mc="http://schemas.openxmlformats.org/markup-compatibility/2006" xmlns:aink="http://schemas.microsoft.com/office/drawing/2016/ink" xmlns:am3d="http://schemas.microsoft.com/office/drawing/2017/model3d" xmlns:o="urn:schemas-microsoft-com:office:office" xmlns:oel="http://schemas.microsoft.com/office/2019/extlst" xmlns:r="http://schemas.openxmlformats.org/officeDocument/2006/relationships" xmlns:m="http://schemas.openxmlformats.org/officeDocument/2006/math" xmlns:v="urn:schemas-microsoft-com:vml" xmlns:wp14="http://schemas.microsoft.com/office/word/2010/wordprocessingDrawing" xmlns:wp="http://schemas.openxmlformats.org/drawingml/2006/wordprocessingDrawing" xmlns:w10="urn:schemas-microsoft-com:office:word" xmlns:w="http://schemas.openxmlformats.org/wordprocessingml/2006/main" xmlns:w14="http://schemas.microsoft.com/office/word/2010/wordml" xmlns:w15="http://schemas.microsoft.com/office/word/2012/wordml" xmlns:w16cex="http://schemas.microsoft.com/office/word/2018/wordml/cex" xmlns:w16cid="http://schemas.microsoft.com/office/word/2016/wordml/cid" xmlns:w16="http://schemas.microsoft.com/office/word/2018/wordml" xmlns:w16du="http://schemas.microsoft.com/office/word/2023/wordml/word16du" xmlns:w16sdtdh="http://schemas.microsoft.com/office/word/2020/wordml/sdtdatahash" xmlns:w16sdtfl="http://schemas.microsoft.com/office/word/2024/wordml/sdtformatlock" xmlns:w16se="http://schemas.microsoft.com/office/word/2015/wordml/symex" xmlns:wpg="http://schemas.microsoft.com/office/word/2010/wordprocessingGroup" xmlns:wpi="http://schemas.microsoft.com/office/word/2010/wordprocessingInk" xmlns:wne="http://schemas.microsoft.com/office/word/2006/wordml" xmlns:wps="http://schemas.microsoft.com/office/word/2010/wordprocessingShape" mc:Ignorable="w14 w15 w16se w16cid w16 w16cex w16sdtdh w16sdtfl w16du wp14">
   <w:p>
     <w:pPr>
       <w:pStyle w:val="Footer"/>
@@ -748,7 +752,7 @@
 </file>
 
 <file path=word/footnotes.xml><?xml version="1.0" encoding="utf-8"?>
-<w:footnotes xmlns:wpc="http://schemas.microsoft.com/office/word/2010/wordprocessingCanvas" xmlns:cx="http://schemas.microsoft.com/office/drawing/2014/chartex" xmlns:cx1="http://schemas.microsoft.com/office/drawing/2015/9/8/chartex" xmlns:cx2="http://schemas.microsoft.com/office/drawing/2015/10/21/chartex" xmlns:cx3="http://schemas.microsoft.com/office/drawing/2016/5/9/chartex" xmlns:cx4="http://schemas.microsoft.com/office/drawing/2016/5/10/chartex" xmlns:cx5="http://schemas.microsoft.com/office/drawing/2016/5/11/chartex" xmlns:cx6="http://schemas.microsoft.com/office/drawing/2016/5/12/chartex" xmlns:cx7="http://schemas.microsoft.com/office/drawing/2016/5/13/chartex" xmlns:cx8="http://schemas.microsoft.com/office/drawing/2016/5/14/chartex" xmlns:mc="http://schemas.openxmlformats.org/markup-compatibility/2006" xmlns:aink="http://schemas.microsoft.com/office/drawing/2016/ink" xmlns:am3d="http://schemas.microsoft.com/office/drawing/2017/model3d" xmlns:o="urn:schemas-microsoft-com:office:office" xmlns:oel="http://schemas.microsoft.com/office/2019/extlst" xmlns:r="http://schemas.openxmlformats.org/officeDocument/2006/relationships" xmlns:m="http://schemas.openxmlformats.org/officeDocument/2006/math" xmlns:v="urn:schemas-microsoft-com:vml" xmlns:wp14="http://schemas.microsoft.com/office/word/2010/wordprocessingDrawing" xmlns:wp="http://schemas.openxmlformats.org/drawingml/2006/wordprocessingDrawing" xmlns:w10="urn:schemas-microsoft-com:office:word" xmlns:w="http://schemas.openxmlformats.org/wordprocessingml/2006/main" xmlns:w14="http://schemas.microsoft.com/office/word/2010/wordml" xmlns:w15="http://schemas.microsoft.com/office/word/2012/wordml" xmlns:w16cex="http://schemas.microsoft.com/office/word/2018/wordml/cex" xmlns:w16cid="http://schemas.microsoft.com/office/word/2016/wordml/cid" xmlns:w16="http://schemas.microsoft.com/office/word/2018/wordml" xmlns:w16sdtdh="http://schemas.microsoft.com/office/word/2020/wordml/sdtdatahash" xmlns:w16se="http://schemas.microsoft.com/office/word/2015/wordml/symex" xmlns:wpg="http://schemas.microsoft.com/office/word/2010/wordprocessingGroup" xmlns:wpi="http://schemas.microsoft.com/office/word/2010/wordprocessingInk" xmlns:wne="http://schemas.microsoft.com/office/word/2006/wordml" xmlns:wps="http://schemas.microsoft.com/office/word/2010/wordprocessingShape" mc:Ignorable="w14 w15 w16se w16cid w16 w16cex w16sdtdh wp14">
+<w:footnotes xmlns:wpc="http://schemas.microsoft.com/office/word/2010/wordprocessingCanvas" xmlns:cx="http://schemas.microsoft.com/office/drawing/2014/chartex" xmlns:cx1="http://schemas.microsoft.com/office/drawing/2015/9/8/chartex" xmlns:cx2="http://schemas.microsoft.com/office/drawing/2015/10/21/chartex" xmlns:cx3="http://schemas.microsoft.com/office/drawing/2016/5/9/chartex" xmlns:cx4="http://schemas.microsoft.com/office/drawing/2016/5/10/chartex" xmlns:cx5="http://schemas.microsoft.com/office/drawing/2016/5/11/chartex" xmlns:cx6="http://schemas.microsoft.com/office/drawing/2016/5/12/chartex" xmlns:cx7="http://schemas.microsoft.com/office/drawing/2016/5/13/chartex" xmlns:cx8="http://schemas.microsoft.com/office/drawing/2016/5/14/chartex" xmlns:mc="http://schemas.openxmlformats.org/markup-compatibility/2006" xmlns:aink="http://schemas.microsoft.com/office/drawing/2016/ink" xmlns:am3d="http://schemas.microsoft.com/office/drawing/2017/model3d" xmlns:o="urn:schemas-microsoft-com:office:office" xmlns:oel="http://schemas.microsoft.com/office/2019/extlst" xmlns:r="http://schemas.openxmlformats.org/officeDocument/2006/relationships" xmlns:m="http://schemas.openxmlformats.org/officeDocument/2006/math" xmlns:v="urn:schemas-microsoft-com:vml" xmlns:wp14="http://schemas.microsoft.com/office/word/2010/wordprocessingDrawing" xmlns:wp="http://schemas.openxmlformats.org/drawingml/2006/wordprocessingDrawing" xmlns:w10="urn:schemas-microsoft-com:office:word" xmlns:w="http://schemas.openxmlformats.org/wordprocessingml/2006/main" xmlns:w14="http://schemas.microsoft.com/office/word/2010/wordml" xmlns:w15="http://schemas.microsoft.com/office/word/2012/wordml" xmlns:w16cex="http://schemas.microsoft.com/office/word/2018/wordml/cex" xmlns:w16cid="http://schemas.microsoft.com/office/word/2016/wordml/cid" xmlns:w16="http://schemas.microsoft.com/office/word/2018/wordml" xmlns:w16du="http://schemas.microsoft.com/office/word/2023/wordml/word16du" xmlns:w16sdtdh="http://schemas.microsoft.com/office/word/2020/wordml/sdtdatahash" xmlns:w16sdtfl="http://schemas.microsoft.com/office/word/2024/wordml/sdtformatlock" xmlns:w16se="http://schemas.microsoft.com/office/word/2015/wordml/symex" xmlns:wpg="http://schemas.microsoft.com/office/word/2010/wordprocessingGroup" xmlns:wpi="http://schemas.microsoft.com/office/word/2010/wordprocessingInk" xmlns:wne="http://schemas.microsoft.com/office/word/2006/wordml" xmlns:wps="http://schemas.microsoft.com/office/word/2010/wordprocessingShape" mc:Ignorable="w14 w15 w16se w16cid w16 w16cex w16sdtdh w16sdtfl w16du wp14">
   <w:footnote w:type="separator" w:id="-1">
     <w:p>
       <w:pPr>
@@ -773,7 +777,7 @@
 </file>
 
 <file path=word/header1.xml><?xml version="1.0" encoding="utf-8"?>
-<w:hdr xmlns:wpc="http://schemas.microsoft.com/office/word/2010/wordprocessingCanvas" xmlns:cx="http://schemas.microsoft.com/office/drawing/2014/chartex" xmlns:cx1="http://schemas.microsoft.com/office/drawing/2015/9/8/chartex" xmlns:cx2="http://schemas.microsoft.com/office/drawing/2015/10/21/chartex" xmlns:cx3="http://schemas.microsoft.com/office/drawing/2016/5/9/chartex" xmlns:cx4="http://schemas.microsoft.com/office/drawing/2016/5/10/chartex" xmlns:cx5="http://schemas.microsoft.com/office/drawing/2016/5/11/chartex" xmlns:cx6="http://schemas.microsoft.com/office/drawing/2016/5/12/chartex" xmlns:cx7="http://schemas.microsoft.com/office/drawing/2016/5/13/chartex" xmlns:cx8="http://schemas.microsoft.com/office/drawing/2016/5/14/chartex" xmlns:mc="http://schemas.openxmlformats.org/markup-compatibility/2006" xmlns:aink="http://schemas.microsoft.com/office/drawing/2016/ink" xmlns:am3d="http://schemas.microsoft.com/office/drawing/2017/model3d" xmlns:o="urn:schemas-microsoft-com:office:office" xmlns:oel="http://schemas.microsoft.com/office/2019/extlst" xmlns:r="http://schemas.openxmlformats.org/officeDocument/2006/relationships" xmlns:m="http://schemas.openxmlformats.org/officeDocument/2006/math" xmlns:v="urn:schemas-microsoft-com:vml" xmlns:wp14="http://schemas.microsoft.com/office/word/2010/wordprocessingDrawing" xmlns:wp="http://schemas.openxmlformats.org/drawingml/2006/wordprocessingDrawing" xmlns:w10="urn:schemas-microsoft-com:office:word" xmlns:w="http://schemas.openxmlformats.org/wordprocessingml/2006/main" xmlns:w14="http://schemas.microsoft.com/office/word/2010/wordml" xmlns:w15="http://schemas.microsoft.com/office/word/2012/wordml" xmlns:w16cex="http://schemas.microsoft.com/office/word/2018/wordml/cex" xmlns:w16cid="http://schemas.microsoft.com/office/word/2016/wordml/cid" xmlns:w16="http://schemas.microsoft.com/office/word/2018/wordml" xmlns:w16sdtdh="http://schemas.microsoft.com/office/word/2020/wordml/sdtdatahash" xmlns:w16se="http://schemas.microsoft.com/office/word/2015/wordml/symex" xmlns:wpg="http://schemas.microsoft.com/office/word/2010/wordprocessingGroup" xmlns:wpi="http://schemas.microsoft.com/office/word/2010/wordprocessingInk" xmlns:wne="http://schemas.microsoft.com/office/word/2006/wordml" xmlns:wps="http://schemas.microsoft.com/office/word/2010/wordprocessingShape" mc:Ignorable="w14 w15 w16se w16cid w16 w16cex w16sdtdh wp14">
+<w:hdr xmlns:wpc="http://schemas.microsoft.com/office/word/2010/wordprocessingCanvas" xmlns:cx="http://schemas.microsoft.com/office/drawing/2014/chartex" xmlns:cx1="http://schemas.microsoft.com/office/drawing/2015/9/8/chartex" xmlns:cx2="http://schemas.microsoft.com/office/drawing/2015/10/21/chartex" xmlns:cx3="http://schemas.microsoft.com/office/drawing/2016/5/9/chartex" xmlns:cx4="http://schemas.microsoft.com/office/drawing/2016/5/10/chartex" xmlns:cx5="http://schemas.microsoft.com/office/drawing/2016/5/11/chartex" xmlns:cx6="http://schemas.microsoft.com/office/drawing/2016/5/12/chartex" xmlns:cx7="http://schemas.microsoft.com/office/drawing/2016/5/13/chartex" xmlns:cx8="http://schemas.microsoft.com/office/drawing/2016/5/14/chartex" xmlns:mc="http://schemas.openxmlformats.org/markup-compatibility/2006" xmlns:aink="http://schemas.microsoft.com/office/drawing/2016/ink" xmlns:am3d="http://schemas.microsoft.com/office/drawing/2017/model3d" xmlns:o="urn:schemas-microsoft-com:office:office" xmlns:oel="http://schemas.microsoft.com/office/2019/extlst" xmlns:r="http://schemas.openxmlformats.org/officeDocument/2006/relationships" xmlns:m="http://schemas.openxmlformats.org/officeDocument/2006/math" xmlns:v="urn:schemas-microsoft-com:vml" xmlns:wp14="http://schemas.microsoft.com/office/word/2010/wordprocessingDrawing" xmlns:wp="http://schemas.openxmlformats.org/drawingml/2006/wordprocessingDrawing" xmlns:w10="urn:schemas-microsoft-com:office:word" xmlns:w="http://schemas.openxmlformats.org/wordprocessingml/2006/main" xmlns:w14="http://schemas.microsoft.com/office/word/2010/wordml" xmlns:w15="http://schemas.microsoft.com/office/word/2012/wordml" xmlns:w16cex="http://schemas.microsoft.com/office/word/2018/wordml/cex" xmlns:w16cid="http://schemas.microsoft.com/office/word/2016/wordml/cid" xmlns:w16="http://schemas.microsoft.com/office/word/2018/wordml" xmlns:w16du="http://schemas.microsoft.com/office/word/2023/wordml/word16du" xmlns:w16sdtdh="http://schemas.microsoft.com/office/word/2020/wordml/sdtdatahash" xmlns:w16sdtfl="http://schemas.microsoft.com/office/word/2024/wordml/sdtformatlock" xmlns:w16se="http://schemas.microsoft.com/office/word/2015/wordml/symex" xmlns:wpg="http://schemas.microsoft.com/office/word/2010/wordprocessingGroup" xmlns:wpi="http://schemas.microsoft.com/office/word/2010/wordprocessingInk" xmlns:wne="http://schemas.microsoft.com/office/word/2006/wordml" xmlns:wps="http://schemas.microsoft.com/office/word/2010/wordprocessingShape" mc:Ignorable="w14 w15 w16se w16cid w16 w16cex w16sdtdh w16sdtfl w16du wp14">
   <w:p>
     <w:pPr>
       <w:pStyle w:val="Header"/>
@@ -783,7 +787,7 @@
 </file>
 
 <file path=word/header2.xml><?xml version="1.0" encoding="utf-8"?>
-<w:hdr xmlns:wpc="http://schemas.microsoft.com/office/word/2010/wordprocessingCanvas" xmlns:cx="http://schemas.microsoft.com/office/drawing/2014/chartex" xmlns:cx1="http://schemas.microsoft.com/office/drawing/2015/9/8/chartex" xmlns:cx2="http://schemas.microsoft.com/office/drawing/2015/10/21/chartex" xmlns:cx3="http://schemas.microsoft.com/office/drawing/2016/5/9/chartex" xmlns:cx4="http://schemas.microsoft.com/office/drawing/2016/5/10/chartex" xmlns:cx5="http://schemas.microsoft.com/office/drawing/2016/5/11/chartex" xmlns:cx6="http://schemas.microsoft.com/office/drawing/2016/5/12/chartex" xmlns:cx7="http://schemas.microsoft.com/office/drawing/2016/5/13/chartex" xmlns:cx8="http://schemas.microsoft.com/office/drawing/2016/5/14/chartex" xmlns:mc="http://schemas.openxmlformats.org/markup-compatibility/2006" xmlns:aink="http://schemas.microsoft.com/office/drawing/2016/ink" xmlns:am3d="http://schemas.microsoft.com/office/drawing/2017/model3d" xmlns:o="urn:schemas-microsoft-com:office:office" xmlns:oel="http://schemas.microsoft.com/office/2019/extlst" xmlns:r="http://schemas.openxmlformats.org/officeDocument/2006/relationships" xmlns:m="http://schemas.openxmlformats.org/officeDocument/2006/math" xmlns:v="urn:schemas-microsoft-com:vml" xmlns:wp14="http://schemas.microsoft.com/office/word/2010/wordprocessingDrawing" xmlns:wp="http://schemas.openxmlformats.org/drawingml/2006/wordprocessingDrawing" xmlns:w10="urn:schemas-microsoft-com:office:word" xmlns:w="http://schemas.openxmlformats.org/wordprocessingml/2006/main" xmlns:w14="http://schemas.microsoft.com/office/word/2010/wordml" xmlns:w15="http://schemas.microsoft.com/office/word/2012/wordml" xmlns:w16cex="http://schemas.microsoft.com/office/word/2018/wordml/cex" xmlns:w16cid="http://schemas.microsoft.com/office/word/2016/wordml/cid" xmlns:w16="http://schemas.microsoft.com/office/word/2018/wordml" xmlns:w16sdtdh="http://schemas.microsoft.com/office/word/2020/wordml/sdtdatahash" xmlns:w16se="http://schemas.microsoft.com/office/word/2015/wordml/symex" xmlns:wpg="http://schemas.microsoft.com/office/word/2010/wordprocessingGroup" xmlns:wpi="http://schemas.microsoft.com/office/word/2010/wordprocessingInk" xmlns:wne="http://schemas.microsoft.com/office/word/2006/wordml" xmlns:wps="http://schemas.microsoft.com/office/word/2010/wordprocessingShape" mc:Ignorable="w14 w15 w16se w16cid w16 w16cex w16sdtdh wp14">
+<w:hdr xmlns:wpc="http://schemas.microsoft.com/office/word/2010/wordprocessingCanvas" xmlns:cx="http://schemas.microsoft.com/office/drawing/2014/chartex" xmlns:cx1="http://schemas.microsoft.com/office/drawing/2015/9/8/chartex" xmlns:cx2="http://schemas.microsoft.com/office/drawing/2015/10/21/chartex" xmlns:cx3="http://schemas.microsoft.com/office/drawing/2016/5/9/chartex" xmlns:cx4="http://schemas.microsoft.com/office/drawing/2016/5/10/chartex" xmlns:cx5="http://schemas.microsoft.com/office/drawing/2016/5/11/chartex" xmlns:cx6="http://schemas.microsoft.com/office/drawing/2016/5/12/chartex" xmlns:cx7="http://schemas.microsoft.com/office/drawing/2016/5/13/chartex" xmlns:cx8="http://schemas.microsoft.com/office/drawing/2016/5/14/chartex" xmlns:mc="http://schemas.openxmlformats.org/markup-compatibility/2006" xmlns:aink="http://schemas.microsoft.com/office/drawing/2016/ink" xmlns:am3d="http://schemas.microsoft.com/office/drawing/2017/model3d" xmlns:o="urn:schemas-microsoft-com:office:office" xmlns:oel="http://schemas.microsoft.com/office/2019/extlst" xmlns:r="http://schemas.openxmlformats.org/officeDocument/2006/relationships" xmlns:m="http://schemas.openxmlformats.org/officeDocument/2006/math" xmlns:v="urn:schemas-microsoft-com:vml" xmlns:wp14="http://schemas.microsoft.com/office/word/2010/wordprocessingDrawing" xmlns:wp="http://schemas.openxmlformats.org/drawingml/2006/wordprocessingDrawing" xmlns:w10="urn:schemas-microsoft-com:office:word" xmlns:w="http://schemas.openxmlformats.org/wordprocessingml/2006/main" xmlns:w14="http://schemas.microsoft.com/office/word/2010/wordml" xmlns:w15="http://schemas.microsoft.com/office/word/2012/wordml" xmlns:w16cex="http://schemas.microsoft.com/office/word/2018/wordml/cex" xmlns:w16cid="http://schemas.microsoft.com/office/word/2016/wordml/cid" xmlns:w16="http://schemas.microsoft.com/office/word/2018/wordml" xmlns:w16du="http://schemas.microsoft.com/office/word/2023/wordml/word16du" xmlns:w16sdtdh="http://schemas.microsoft.com/office/word/2020/wordml/sdtdatahash" xmlns:w16sdtfl="http://schemas.microsoft.com/office/word/2024/wordml/sdtformatlock" xmlns:w16se="http://schemas.microsoft.com/office/word/2015/wordml/symex" xmlns:wpg="http://schemas.microsoft.com/office/word/2010/wordprocessingGroup" xmlns:wpi="http://schemas.microsoft.com/office/word/2010/wordprocessingInk" xmlns:wne="http://schemas.microsoft.com/office/word/2006/wordml" xmlns:wps="http://schemas.microsoft.com/office/word/2010/wordprocessingShape" mc:Ignorable="w14 w15 w16se w16cid w16 w16cex w16sdtdh w16sdtfl w16du wp14">
   <w:p>
     <w:pPr>
       <w:pStyle w:val="Header"/>
@@ -794,7 +798,7 @@
 </file>
 
 <file path=word/header3.xml><?xml version="1.0" encoding="utf-8"?>
-<w:hdr xmlns:wpc="http://schemas.microsoft.com/office/word/2010/wordprocessingCanvas" xmlns:cx="http://schemas.microsoft.com/office/drawing/2014/chartex" xmlns:cx1="http://schemas.microsoft.com/office/drawing/2015/9/8/chartex" xmlns:cx2="http://schemas.microsoft.com/office/drawing/2015/10/21/chartex" xmlns:cx3="http://schemas.microsoft.com/office/drawing/2016/5/9/chartex" xmlns:cx4="http://schemas.microsoft.com/office/drawing/2016/5/10/chartex" xmlns:cx5="http://schemas.microsoft.com/office/drawing/2016/5/11/chartex" xmlns:cx6="http://schemas.microsoft.com/office/drawing/2016/5/12/chartex" xmlns:cx7="http://schemas.microsoft.com/office/drawing/2016/5/13/chartex" xmlns:cx8="http://schemas.microsoft.com/office/drawing/2016/5/14/chartex" xmlns:mc="http://schemas.openxmlformats.org/markup-compatibility/2006" xmlns:aink="http://schemas.microsoft.com/office/drawing/2016/ink" xmlns:am3d="http://schemas.microsoft.com/office/drawing/2017/model3d" xmlns:o="urn:schemas-microsoft-com:office:office" xmlns:oel="http://schemas.microsoft.com/office/2019/extlst" xmlns:r="http://schemas.openxmlformats.org/officeDocument/2006/relationships" xmlns:m="http://schemas.openxmlformats.org/officeDocument/2006/math" xmlns:v="urn:schemas-microsoft-com:vml" xmlns:wp14="http://schemas.microsoft.com/office/word/2010/wordprocessingDrawing" xmlns:wp="http://schemas.openxmlformats.org/drawingml/2006/wordprocessingDrawing" xmlns:w10="urn:schemas-microsoft-com:office:word" xmlns:w="http://schemas.openxmlformats.org/wordprocessingml/2006/main" xmlns:w14="http://schemas.microsoft.com/office/word/2010/wordml" xmlns:w15="http://schemas.microsoft.com/office/word/2012/wordml" xmlns:w16cex="http://schemas.microsoft.com/office/word/2018/wordml/cex" xmlns:w16cid="http://schemas.microsoft.com/office/word/2016/wordml/cid" xmlns:w16="http://schemas.microsoft.com/office/word/2018/wordml" xmlns:w16sdtdh="http://schemas.microsoft.com/office/word/2020/wordml/sdtdatahash" xmlns:w16se="http://schemas.microsoft.com/office/word/2015/wordml/symex" xmlns:wpg="http://schemas.microsoft.com/office/word/2010/wordprocessingGroup" xmlns:wpi="http://schemas.microsoft.com/office/word/2010/wordprocessingInk" xmlns:wne="http://schemas.microsoft.com/office/word/2006/wordml" xmlns:wps="http://schemas.microsoft.com/office/word/2010/wordprocessingShape" mc:Ignorable="w14 w15 w16se w16cid w16 w16cex w16sdtdh wp14">
+<w:hdr xmlns:wpc="http://schemas.microsoft.com/office/word/2010/wordprocessingCanvas" xmlns:cx="http://schemas.microsoft.com/office/drawing/2014/chartex" xmlns:cx1="http://schemas.microsoft.com/office/drawing/2015/9/8/chartex" xmlns:cx2="http://schemas.microsoft.com/office/drawing/2015/10/21/chartex" xmlns:cx3="http://schemas.microsoft.com/office/drawing/2016/5/9/chartex" xmlns:cx4="http://schemas.microsoft.com/office/drawing/2016/5/10/chartex" xmlns:cx5="http://schemas.microsoft.com/office/drawing/2016/5/11/chartex" xmlns:cx6="http://schemas.microsoft.com/office/drawing/2016/5/12/chartex" xmlns:cx7="http://schemas.microsoft.com/office/drawing/2016/5/13/chartex" xmlns:cx8="http://schemas.microsoft.com/office/drawing/2016/5/14/chartex" xmlns:mc="http://schemas.openxmlformats.org/markup-compatibility/2006" xmlns:aink="http://schemas.microsoft.com/office/drawing/2016/ink" xmlns:am3d="http://schemas.microsoft.com/office/drawing/2017/model3d" xmlns:o="urn:schemas-microsoft-com:office:office" xmlns:oel="http://schemas.microsoft.com/office/2019/extlst" xmlns:r="http://schemas.openxmlformats.org/officeDocument/2006/relationships" xmlns:m="http://schemas.openxmlformats.org/officeDocument/2006/math" xmlns:v="urn:schemas-microsoft-com:vml" xmlns:wp14="http://schemas.microsoft.com/office/word/2010/wordprocessingDrawing" xmlns:wp="http://schemas.openxmlformats.org/drawingml/2006/wordprocessingDrawing" xmlns:w10="urn:schemas-microsoft-com:office:word" xmlns:w="http://schemas.openxmlformats.org/wordprocessingml/2006/main" xmlns:w14="http://schemas.microsoft.com/office/word/2010/wordml" xmlns:w15="http://schemas.microsoft.com/office/word/2012/wordml" xmlns:w16cex="http://schemas.microsoft.com/office/word/2018/wordml/cex" xmlns:w16cid="http://schemas.microsoft.com/office/word/2016/wordml/cid" xmlns:w16="http://schemas.microsoft.com/office/word/2018/wordml" xmlns:w16du="http://schemas.microsoft.com/office/word/2023/wordml/word16du" xmlns:w16sdtdh="http://schemas.microsoft.com/office/word/2020/wordml/sdtdatahash" xmlns:w16sdtfl="http://schemas.microsoft.com/office/word/2024/wordml/sdtformatlock" xmlns:w16se="http://schemas.microsoft.com/office/word/2015/wordml/symex" xmlns:wpg="http://schemas.microsoft.com/office/word/2010/wordprocessingGroup" xmlns:wpi="http://schemas.microsoft.com/office/word/2010/wordprocessingInk" xmlns:wne="http://schemas.microsoft.com/office/word/2006/wordml" xmlns:wps="http://schemas.microsoft.com/office/word/2010/wordprocessingShape" mc:Ignorable="w14 w15 w16se w16cid w16 w16cex w16sdtdh w16sdtfl w16du wp14">
   <w:p>
     <w:pPr>
       <w:pStyle w:val="Header"/>
@@ -803,7 +807,7 @@
     <w:r>
       <w:tab/>
       <w:tab/>
-      <w:t>2026-06-17</w:t>
+      <w:t>2026-06-18</w:t>
       <w:br/>
       <w:br/>
     </w:r>
@@ -820,7 +824,7 @@
 </file>
 
 <file path=word/numbering.xml><?xml version="1.0" encoding="utf-8"?>
-<w:numbering xmlns:wpc="http://schemas.microsoft.com/office/word/2010/wordprocessingCanvas" xmlns:cx="http://schemas.microsoft.com/office/drawing/2014/chartex" xmlns:cx1="http://schemas.microsoft.com/office/drawing/2015/9/8/chartex" xmlns:cx2="http://schemas.microsoft.com/office/drawing/2015/10/21/chartex" xmlns:cx3="http://schemas.microsoft.com/office/drawing/2016/5/9/chartex" xmlns:cx4="http://schemas.microsoft.com/office/drawing/2016/5/10/chartex" xmlns:cx5="http://schemas.microsoft.com/office/drawing/2016/5/11/chartex" xmlns:cx6="http://schemas.microsoft.com/office/drawing/2016/5/12/chartex" xmlns:cx7="http://schemas.microsoft.com/office/drawing/2016/5/13/chartex" xmlns:cx8="http://schemas.microsoft.com/office/drawing/2016/5/14/chartex" xmlns:mc="http://schemas.openxmlformats.org/markup-compatibility/2006" xmlns:aink="http://schemas.microsoft.com/office/drawing/2016/ink" xmlns:am3d="http://schemas.microsoft.com/office/drawing/2017/model3d" xmlns:o="urn:schemas-microsoft-com:office:office" xmlns:oel="http://schemas.microsoft.com/office/2019/extlst" xmlns:r="http://schemas.openxmlformats.org/officeDocument/2006/relationships" xmlns:m="http://schemas.openxmlformats.org/officeDocument/2006/math" xmlns:v="urn:schemas-microsoft-com:vml" xmlns:wp14="http://schemas.microsoft.com/office/word/2010/wordprocessingDrawing" xmlns:wp="http://schemas.openxmlformats.org/drawingml/2006/wordprocessingDrawing" xmlns:w10="urn:schemas-microsoft-com:office:word" xmlns:w="http://schemas.openxmlformats.org/wordprocessingml/2006/main" xmlns:w14="http://schemas.microsoft.com/office/word/2010/wordml" xmlns:w15="http://schemas.microsoft.com/office/word/2012/wordml" xmlns:w16cex="http://schemas.microsoft.com/office/word/2018/wordml/cex" xmlns:w16cid="http://schemas.microsoft.com/office/word/2016/wordml/cid" xmlns:w16="http://schemas.microsoft.com/office/word/2018/wordml" xmlns:w16sdtdh="http://schemas.microsoft.com/office/word/2020/wordml/sdtdatahash" xmlns:w16se="http://schemas.microsoft.com/office/word/2015/wordml/symex" xmlns:wpg="http://schemas.microsoft.com/office/word/2010/wordprocessingGroup" xmlns:wpi="http://schemas.microsoft.com/office/word/2010/wordprocessingInk" xmlns:wne="http://schemas.microsoft.com/office/word/2006/wordml" xmlns:wps="http://schemas.microsoft.com/office/word/2010/wordprocessingShape" mc:Ignorable="w14 w15 w16se w16cid w16 w16cex w16sdtdh wp14">
+<w:numbering xmlns:wpc="http://schemas.microsoft.com/office/word/2010/wordprocessingCanvas" xmlns:cx="http://schemas.microsoft.com/office/drawing/2014/chartex" xmlns:cx1="http://schemas.microsoft.com/office/drawing/2015/9/8/chartex" xmlns:cx2="http://schemas.microsoft.com/office/drawing/2015/10/21/chartex" xmlns:cx3="http://schemas.microsoft.com/office/drawing/2016/5/9/chartex" xmlns:cx4="http://schemas.microsoft.com/office/drawing/2016/5/10/chartex" xmlns:cx5="http://schemas.microsoft.com/office/drawing/2016/5/11/chartex" xmlns:cx6="http://schemas.microsoft.com/office/drawing/2016/5/12/chartex" xmlns:cx7="http://schemas.microsoft.com/office/drawing/2016/5/13/chartex" xmlns:cx8="http://schemas.microsoft.com/office/drawing/2016/5/14/chartex" xmlns:mc="http://schemas.openxmlformats.org/markup-compatibility/2006" xmlns:aink="http://schemas.microsoft.com/office/drawing/2016/ink" xmlns:am3d="http://schemas.microsoft.com/office/drawing/2017/model3d" xmlns:o="urn:schemas-microsoft-com:office:office" xmlns:oel="http://schemas.microsoft.com/office/2019/extlst" xmlns:r="http://schemas.openxmlformats.org/officeDocument/2006/relationships" xmlns:m="http://schemas.openxmlformats.org/officeDocument/2006/math" xmlns:v="urn:schemas-microsoft-com:vml" xmlns:wp14="http://schemas.microsoft.com/office/word/2010/wordprocessingDrawing" xmlns:wp="http://schemas.openxmlformats.org/drawingml/2006/wordprocessingDrawing" xmlns:w10="urn:schemas-microsoft-com:office:word" xmlns:w="http://schemas.openxmlformats.org/wordprocessingml/2006/main" xmlns:w14="http://schemas.microsoft.com/office/word/2010/wordml" xmlns:w15="http://schemas.microsoft.com/office/word/2012/wordml" xmlns:w16cex="http://schemas.microsoft.com/office/word/2018/wordml/cex" xmlns:w16cid="http://schemas.microsoft.com/office/word/2016/wordml/cid" xmlns:w16="http://schemas.microsoft.com/office/word/2018/wordml" xmlns:w16du="http://schemas.microsoft.com/office/word/2023/wordml/word16du" xmlns:w16sdtdh="http://schemas.microsoft.com/office/word/2020/wordml/sdtdatahash" xmlns:w16sdtfl="http://schemas.microsoft.com/office/word/2024/wordml/sdtformatlock" xmlns:w16se="http://schemas.microsoft.com/office/word/2015/wordml/symex" xmlns:wpg="http://schemas.microsoft.com/office/word/2010/wordprocessingGroup" xmlns:wpi="http://schemas.microsoft.com/office/word/2010/wordprocessingInk" xmlns:wne="http://schemas.microsoft.com/office/word/2006/wordml" xmlns:wps="http://schemas.microsoft.com/office/word/2010/wordprocessingShape" mc:Ignorable="w14 w15 w16se w16cid w16 w16cex w16sdtdh w16sdtfl w16du wp14">
   <w:abstractNum w:abstractNumId="0" w15:restartNumberingAfterBreak="0">
     <w:nsid w:val="FFFFFF7C"/>
     <w:multiLevelType w:val="singleLevel"/>
@@ -1023,7 +1027,7 @@
 </file>
 
 <file path=word/styles.xml><?xml version="1.0" encoding="utf-8"?>
-<w:styles xmlns:mc="http://schemas.openxmlformats.org/markup-compatibility/2006" xmlns:r="http://schemas.openxmlformats.org/officeDocument/2006/relationships" xmlns:w="http://schemas.openxmlformats.org/wordprocessingml/2006/main" xmlns:w14="http://schemas.microsoft.com/office/word/2010/wordml" xmlns:w15="http://schemas.microsoft.com/office/word/2012/wordml" xmlns:w16cex="http://schemas.microsoft.com/office/word/2018/wordml/cex" xmlns:w16cid="http://schemas.microsoft.com/office/word/2016/wordml/cid" xmlns:w16="http://schemas.microsoft.com/office/word/2018/wordml" xmlns:w16sdtdh="http://schemas.microsoft.com/office/word/2020/wordml/sdtdatahash" xmlns:w16se="http://schemas.microsoft.com/office/word/2015/wordml/symex" mc:Ignorable="w14 w15 w16se w16cid w16 w16cex w16sdtdh">
+<w:styles xmlns:mc="http://schemas.openxmlformats.org/markup-compatibility/2006" xmlns:r="http://schemas.openxmlformats.org/officeDocument/2006/relationships" xmlns:w="http://schemas.openxmlformats.org/wordprocessingml/2006/main" xmlns:w14="http://schemas.microsoft.com/office/word/2010/wordml" xmlns:w15="http://schemas.microsoft.com/office/word/2012/wordml" xmlns:w16cex="http://schemas.microsoft.com/office/word/2018/wordml/cex" xmlns:w16cid="http://schemas.microsoft.com/office/word/2016/wordml/cid" xmlns:w16="http://schemas.microsoft.com/office/word/2018/wordml" xmlns:w16du="http://schemas.microsoft.com/office/word/2023/wordml/word16du" xmlns:w16sdtdh="http://schemas.microsoft.com/office/word/2020/wordml/sdtdatahash" xmlns:w16sdtfl="http://schemas.microsoft.com/office/word/2024/wordml/sdtformatlock" xmlns:w16se="http://schemas.microsoft.com/office/word/2015/wordml/symex" mc:Ignorable="w14 w15 w16se w16cid w16 w16cex w16sdtdh w16sdtfl w16du">
   <w:docDefaults>
     <w:rPrDefault>
       <w:rPr>
@@ -1781,7 +1785,7 @@
     <w:link w:val="TitleChar"/>
     <w:uiPriority w:val="10"/>
     <w:qFormat/>
-    <w:rsid w:val="007106C8"/>
+    <w:rsid w:val="00E854FA"/>
     <w:pPr>
       <w:spacing w:after="300" w:line="240" w:lineRule="auto"/>
       <w:contextualSpacing/>
@@ -1791,7 +1795,7 @@
       <w:rFonts w:eastAsiaTheme="majorEastAsia" w:cstheme="majorBidi"/>
       <w:spacing w:val="5"/>
       <w:kern w:val="28"/>
-      <w:sz w:val="52"/>
+      <w:sz w:val="40"/>
       <w:szCs w:val="52"/>
       <w:lang w:val="sv-SE" w:eastAsia="en-US" w:bidi="ar-SA"/>
     </w:rPr>
@@ -1801,12 +1805,12 @@
     <w:basedOn w:val="DefaultParagraphFont"/>
     <w:link w:val="Title"/>
     <w:uiPriority w:val="10"/>
-    <w:rsid w:val="007106C8"/>
+    <w:rsid w:val="00E854FA"/>
     <w:rPr>
       <w:rFonts w:ascii="Times New Roman" w:eastAsiaTheme="majorEastAsia" w:hAnsi="Times New Roman" w:cstheme="majorBidi"/>
       <w:spacing w:val="5"/>
       <w:kern w:val="28"/>
-      <w:sz w:val="52"/>
+      <w:sz w:val="40"/>
       <w:szCs w:val="52"/>
       <w:lang w:val="sv-SE" w:eastAsia="en-US" w:bidi="ar-SA"/>
     </w:rPr>

--- a/klagomål/A 22449-2026 FSC-klagomål.docx
+++ b/klagomål/A 22449-2026 FSC-klagomål.docx
@@ -807,7 +807,7 @@
     <w:r>
       <w:tab/>
       <w:tab/>
-      <w:t>2026-06-18</w:t>
+      <w:t>2026-06-19</w:t>
       <w:br/>
       <w:br/>
     </w:r>

--- a/klagomål/A 22449-2026 FSC-klagomål.docx
+++ b/klagomål/A 22449-2026 FSC-klagomål.docx
@@ -807,7 +807,7 @@
     <w:r>
       <w:tab/>
       <w:tab/>
-      <w:t>2026-06-19</w:t>
+      <w:t>2026-06-20</w:t>
       <w:br/>
       <w:br/>
     </w:r>

--- a/klagomål/A 22449-2026 FSC-klagomål.docx
+++ b/klagomål/A 22449-2026 FSC-klagomål.docx
@@ -168,38 +168,7 @@
     </w:p>
     <w:p>
       <w:r>
-        <w:t>Detta dokument behandlar höga naturvärden i avverkningsanmälan A 22449-2026 i Västerås kommun som inkom 2026-05-13 och omfattar 1,5 ha.</w:t>
-      </w:r>
-    </w:p>
-    <w:p>
-      <w:r>
-        <w:t>Nedan presenteras fynd av naturvårdsarter och fridlysta arter som gjorts i det avverkningsanmälda området, samt relevanta utdrag ur standarderna för FSC, Chain of Custody, Controlled Wood och PEFC. I BILAGA 1 finns artfakta om fridlysta arter.</w:t>
-      </w:r>
-    </w:p>
-    <w:p>
-      <w:r>
-        <w:t>Vi förväntar oss att ni återkommer med ett skriftligt svar på vårt klagomål och även beskriver vilka korrigerande åtgärder ni satt in för att rätta till identifierade brister i er efterlevnad av den svenska FSC standarden.</w:t>
-      </w:r>
-    </w:p>
-    <w:p>
-      <w:pPr>
-        <w:pStyle w:val="Heading1"/>
-      </w:pPr>
-      <w:r>
-        <w:t>Naturvårdsarter</w:t>
-      </w:r>
-    </w:p>
-    <w:p>
-      <w:r>
-        <w:t>I avverkningsanmälan har följande 4 naturvårdsarter hittats: nordfladdermus (NT, §4a), gråskimlig fladdermus (§4a), större brunfladdermus (§4a) och vattenfladdermus (§4a). Av dessa är 1 rödlistade. För rödlistade arter har rödlistekategorin angivits inom parentes. För fridlysta arter anges även paragrafen i Artskyddsförordningen som arten är fridlyst enligt.</w:t>
-      </w:r>
-    </w:p>
-    <w:p>
-      <w:r>
-        <w:t>De påträffade naturvårdsarterna är ett tydligt kvitto på att det rör sig om en skog med höga naturvärden.</w:t>
-      </w:r>
-      <w:r>
-        <w:t xml:space="preserve"> I Figur 1 visas fyndplatser för naturvårdsarter i området, som finns registrerade på Artportalen.</w:t>
+        <w:t>Detta klagomål behandlar höga naturvärden i avverkningsanmälan A 22449-2026 i Västerås kommun som inkom 2026-05-13 och omfattar 1,5 ha.</w:t>
       </w:r>
     </w:p>
     <w:p>
@@ -247,20 +216,46 @@
         <w:spacing w:after="240"/>
       </w:pPr>
       <w:r>
-        <w:t>Figur 1. Fyndplatser för naturvårdsarter i avverkningsanmälan (röd linje). Markörer utan svart kant är placerade på fyndplatsen. Markörer med svart kant är placerade vid sidan av fyndplatsen och har ett svart streck som visar fyndplatsens exakta position. Kartans mittpunktskoordinat är N 6603214, E 581992 i SWEREF 99 TM.</w:t>
+        <w:t>Figur 1. Fyndplatser för naturvårdsarter i avverkningsanmälan. Markörer utan svart kant är placerade på fyndplatsen. Markörer med svart kant är placerade vid sidan av fyndplatsen har ett svart streck som visar fyndplatsens exakta position. Kartans mittpunktskoordinat är N 6603214, E 581992 i SWEREF 99 TM.</w:t>
+      </w:r>
+    </w:p>
+    <w:p>
+      <w:r>
+        <w:t>I avverkningsanmälan finns fynd av 4 naturvårdsarter, varav 1 är rödlistad och 4 är fridlysta: nordfladdermus (NT, §4a), gråskimlig fladdermus (§4a), större brunfladdermus (§4a) och vattenfladdermus (§4a). Se Figur 1.</w:t>
+      </w:r>
+    </w:p>
+    <w:p>
+      <w:r>
+        <w:t>Nedan presenteras relevanta utdrag ur standarderna för FSC, Chain of Custody, Controlled Wood och PEFC.</w:t>
+      </w:r>
+    </w:p>
+    <w:p>
+      <w:r>
+        <w:t>Vi förväntar oss att ni återkommer med ett skriftligt svar på vårt klagomål och även beskriver vilka korrigerande åtgärder ni satt in för att rätta till identifierade brister i er efterlevnad av den svenska FSC standarden.</w:t>
       </w:r>
     </w:p>
     <w:p>
       <w:pPr>
-        <w:pStyle w:val="Heading2"/>
+        <w:pStyle w:val="Heading1"/>
       </w:pPr>
       <w:r>
-        <w:t>Fridlysta arter</w:t>
+        <w:t>Naturvårdsarter och fridlysta arter</w:t>
       </w:r>
     </w:p>
     <w:p>
       <w:r>
-        <w:t>Följande fridlysta arter har sina livsmiljöer och växtplatser i den avverkningsanmälda skogen: nordfladdermus (NT, §4a), gråskimlig fladdermus (§4a), större brunfladdermus (§4a) och vattenfladdermus (§4a).</w:t>
+        <w:t>Nedan följer beskrivningar av de naturvårdsarter och fridlysta arter som har sina livsmiljöer och växtplatser i den avverkningsanmälda skogen. Se även ytterligare artfakta i BILAGA 1. De påträffade naturvårdsarterna är ett tydligt kvitto på att det rör sig om en skog med höga naturvärden.</w:t>
+      </w:r>
+    </w:p>
+    <w:p>
+      <w:r>
+        <w:rPr>
+          <w:b/>
+        </w:rPr>
+        <w:t>Nordfladdermus (NT, §4a)</w:t>
+      </w:r>
+      <w:r>
+        <w:t xml:space="preserve"> omfattas av bilaga 4 EU:s art- och habitatdirektiv vilket innebär ett strikt skydd där arten och dess livsmiljöer ska bevaras. Nordfladdermus föredrar variationsrik skog med förekomst av sjöar, vattendrag och våtmarker och hittas framförallt i halvöppna miljöer som trädbärande beteshagar och i kantzoner mellan skog och odlingsmark. Den undviker stora öppna områden som stora hyggen och större sammanhängande planteringar vilket minskar längden bryn och landskapets heterogenitet och därmed födotillgången och mängden lämpliga jaktplatser. Skogsbruksåtgärder som leder till minskad förekomst av äldre, gles skog och då särskilt tillgång på hålträd och träd med löst sittande bark kan leda till brist på koloniplatser och viloplatser. Nordfladdermus har minskat med 27,5 (5–50) % under de senaste 21 åren och minskningstakten för den svenska populationen bedöms vara nära gränsvärdet för Sårbar (VU). (A2bc) (SLU Artdatabanken, 2024; Skogsstyrelsen, 2016).</w:t>
       </w:r>
     </w:p>
     <w:p>
@@ -272,17 +267,6 @@
       </w:r>
       <w:r>
         <w:t xml:space="preserve"> omfattas av bilaga 4 EU:s art- och habitatdirektiv vilket innebär ett strikt skydd där arten och dess livsmiljöer ska bevaras. Arten födosöker i halvöppna miljöer, t.ex. i glesa skogar, trädbärande betesmarker, brynmiljöer, parker och i anslutning till sjöar och vattendrag. Under året utnyttjar fladdermössen många olika miljöer och ett effektivt bevarandearbete måste därför utgå från ett landskapsekologiskt perspektiv. Den viktigaste faktorn för om fladdermössen ska kunna leva i ett område är tillgången på föda i form av nattaktiva insekter. Ett bra hemområde måste erbjuda god födotillgång under hela aktivitetsperioden. Åtgärder som bevarar och gynnar en hög insektsproduktion är därför centrala. I ett varierat landskap med hög andel äldre lövträd, småvatten, sumpskogar, öppna våtmarker, ängar och betesmarker avlöser olika insektsgrupper varandra vilket gör att det hela tiden finns tillräckligt med föda. Gamla träd med grov bark, skador, håligheter eller döda delar bör lämnas och yngre träd (efterträdare) tillåtas finnas kvar och åldras för att säkra framtida förekomst av lämpliga yngelmiljöer. Övervintringsplatser måste skyddas effektivt från störningar (SLU Artdatabanken, 2024).</w:t>
-      </w:r>
-    </w:p>
-    <w:p>
-      <w:r>
-        <w:rPr>
-          <w:b/>
-        </w:rPr>
-        <w:t>Nordfladdermus (NT, §4a)</w:t>
-      </w:r>
-      <w:r>
-        <w:t xml:space="preserve"> omfattas av bilaga 4 EU:s art- och habitatdirektiv vilket innebär ett strikt skydd där arten och dess livsmiljöer ska bevaras. Nordfladdermus föredrar variationsrik skog med förekomst av sjöar, vattendrag och våtmarker och hittas framförallt i halvöppna miljöer som trädbärande beteshagar och i kantzoner mellan skog och odlingsmark. Den undviker stora öppna områden som stora hyggen och större sammanhängande planteringar vilket minskar längden bryn och landskapets heterogenitet och därmed födotillgången och mängden lämpliga jaktplatser. Skogsbruksåtgärder som leder till minskad förekomst av äldre, gles skog och då särskilt tillgång på hålträd och träd med löst sittande bark kan leda till brist på koloniplatser och viloplatser. Nordfladdermus har minskat med 27,5 (5–50) % under de senaste 21 åren och minskningstakten för den svenska populationen bedöms vara nära gränsvärdet för Sårbar (VU). (A2bc) (SLU Artdatabanken, 2024; Skogsstyrelsen, 2016).</w:t>
       </w:r>
     </w:p>
     <w:p>
@@ -323,11 +307,6 @@
       </w:r>
       <w:r>
         <w:t xml:space="preserve"> (SLU Artdatabanken, 2025).</w:t>
-      </w:r>
-    </w:p>
-    <w:p>
-      <w:r>
-        <w:t>I BILAGA 1 finns mer detaljerad information om ekologi samt krav på livsmiljö hos fridlysta arter.</w:t>
       </w:r>
     </w:p>
     <w:p>
@@ -807,7 +786,7 @@
     <w:r>
       <w:tab/>
       <w:tab/>
-      <w:t>2026-06-20</w:t>
+      <w:t>2026-06-21</w:t>
       <w:br/>
       <w:br/>
     </w:r>

--- a/klagomål/A 22449-2026 FSC-klagomål.docx
+++ b/klagomål/A 22449-2026 FSC-klagomål.docx
@@ -786,7 +786,7 @@
     <w:r>
       <w:tab/>
       <w:tab/>
-      <w:t>2026-06-21</w:t>
+      <w:t>2026-06-22</w:t>
       <w:br/>
       <w:br/>
     </w:r>

--- a/klagomål/A 22449-2026 FSC-klagomål.docx
+++ b/klagomål/A 22449-2026 FSC-klagomål.docx
@@ -786,7 +786,7 @@
     <w:r>
       <w:tab/>
       <w:tab/>
-      <w:t>2026-06-22</w:t>
+      <w:t>2026-06-23</w:t>
       <w:br/>
       <w:br/>
     </w:r>

--- a/klagomål/A 22449-2026 FSC-klagomål.docx
+++ b/klagomål/A 22449-2026 FSC-klagomål.docx
@@ -786,7 +786,7 @@
     <w:r>
       <w:tab/>
       <w:tab/>
-      <w:t>2026-06-23</w:t>
+      <w:t>2026-06-24</w:t>
       <w:br/>
       <w:br/>
     </w:r>

--- a/klagomål/A 22449-2026 FSC-klagomål.docx
+++ b/klagomål/A 22449-2026 FSC-klagomål.docx
@@ -786,7 +786,7 @@
     <w:r>
       <w:tab/>
       <w:tab/>
-      <w:t>2026-06-24</w:t>
+      <w:t>2026-06-25</w:t>
       <w:br/>
       <w:br/>
     </w:r>

--- a/klagomål/A 22449-2026 FSC-klagomål.docx
+++ b/klagomål/A 22449-2026 FSC-klagomål.docx
@@ -786,7 +786,7 @@
     <w:r>
       <w:tab/>
       <w:tab/>
-      <w:t>2026-06-25</w:t>
+      <w:t>2026-06-26</w:t>
       <w:br/>
       <w:br/>
     </w:r>

--- a/klagomål/A 22449-2026 FSC-klagomål.docx
+++ b/klagomål/A 22449-2026 FSC-klagomål.docx
@@ -786,7 +786,7 @@
     <w:r>
       <w:tab/>
       <w:tab/>
-      <w:t>2026-06-26</w:t>
+      <w:t>2026-06-27</w:t>
       <w:br/>
       <w:br/>
     </w:r>

--- a/klagomål/A 22449-2026 FSC-klagomål.docx
+++ b/klagomål/A 22449-2026 FSC-klagomål.docx
@@ -786,7 +786,7 @@
     <w:r>
       <w:tab/>
       <w:tab/>
-      <w:t>2026-06-27</w:t>
+      <w:t>2026-06-28</w:t>
       <w:br/>
       <w:br/>
     </w:r>

--- a/klagomål/A 22449-2026 FSC-klagomål.docx
+++ b/klagomål/A 22449-2026 FSC-klagomål.docx
@@ -786,7 +786,7 @@
     <w:r>
       <w:tab/>
       <w:tab/>
-      <w:t>2026-06-28</w:t>
+      <w:t>2026-06-29</w:t>
       <w:br/>
       <w:br/>
     </w:r>

--- a/klagomål/A 22449-2026 FSC-klagomål.docx
+++ b/klagomål/A 22449-2026 FSC-klagomål.docx
@@ -786,7 +786,7 @@
     <w:r>
       <w:tab/>
       <w:tab/>
-      <w:t>2026-06-29</w:t>
+      <w:t>2026-06-30</w:t>
       <w:br/>
       <w:br/>
     </w:r>

--- a/klagomål/A 22449-2026 FSC-klagomål.docx
+++ b/klagomål/A 22449-2026 FSC-klagomål.docx
@@ -786,7 +786,7 @@
     <w:r>
       <w:tab/>
       <w:tab/>
-      <w:t>2026-06-30</w:t>
+      <w:t>2026-07-01</w:t>
       <w:br/>
       <w:br/>
     </w:r>

--- a/klagomål/A 22449-2026 FSC-klagomål.docx
+++ b/klagomål/A 22449-2026 FSC-klagomål.docx
@@ -786,7 +786,7 @@
     <w:r>
       <w:tab/>
       <w:tab/>
-      <w:t>2026-07-01</w:t>
+      <w:t>2026-07-02</w:t>
       <w:br/>
       <w:br/>
     </w:r>

--- a/klagomål/A 22449-2026 FSC-klagomål.docx
+++ b/klagomål/A 22449-2026 FSC-klagomål.docx
@@ -786,7 +786,7 @@
     <w:r>
       <w:tab/>
       <w:tab/>
-      <w:t>2026-07-13</w:t>
+      <w:t>2026-07-14</w:t>
       <w:br/>
       <w:br/>
     </w:r>

--- a/klagomål/A 22449-2026 FSC-klagomål.docx
+++ b/klagomål/A 22449-2026 FSC-klagomål.docx
@@ -786,7 +786,7 @@
     <w:r>
       <w:tab/>
       <w:tab/>
-      <w:t>2026-07-14</w:t>
+      <w:t>2026-07-15</w:t>
       <w:br/>
       <w:br/>
     </w:r>

--- a/klagomål/A 22449-2026 FSC-klagomål.docx
+++ b/klagomål/A 22449-2026 FSC-klagomål.docx
@@ -786,7 +786,7 @@
     <w:r>
       <w:tab/>
       <w:tab/>
-      <w:t>2026-07-15</w:t>
+      <w:t>2026-07-16</w:t>
       <w:br/>
       <w:br/>
     </w:r>

--- a/klagomål/A 22449-2026 FSC-klagomål.docx
+++ b/klagomål/A 22449-2026 FSC-klagomål.docx
@@ -786,7 +786,7 @@
     <w:r>
       <w:tab/>
       <w:tab/>
-      <w:t>2026-07-16</w:t>
+      <w:t>2026-07-17</w:t>
       <w:br/>
       <w:br/>
     </w:r>

--- a/klagomål/A 22449-2026 FSC-klagomål.docx
+++ b/klagomål/A 22449-2026 FSC-klagomål.docx
@@ -786,7 +786,7 @@
     <w:r>
       <w:tab/>
       <w:tab/>
-      <w:t>2026-07-17</w:t>
+      <w:t>2026-07-18</w:t>
       <w:br/>
       <w:br/>
     </w:r>

--- a/klagomål/A 22449-2026 FSC-klagomål.docx
+++ b/klagomål/A 22449-2026 FSC-klagomål.docx
@@ -786,7 +786,7 @@
     <w:r>
       <w:tab/>
       <w:tab/>
-      <w:t>2026-07-18</w:t>
+      <w:t>2026-07-19</w:t>
       <w:br/>
       <w:br/>
     </w:r>

--- a/klagomål/A 22449-2026 FSC-klagomål.docx
+++ b/klagomål/A 22449-2026 FSC-klagomål.docx
@@ -786,7 +786,7 @@
     <w:r>
       <w:tab/>
       <w:tab/>
-      <w:t>2026-07-19</w:t>
+      <w:t>2026-07-20</w:t>
       <w:br/>
       <w:br/>
     </w:r>

--- a/klagomål/A 22449-2026 FSC-klagomål.docx
+++ b/klagomål/A 22449-2026 FSC-klagomål.docx
@@ -786,7 +786,7 @@
     <w:r>
       <w:tab/>
       <w:tab/>
-      <w:t>2026-07-20</w:t>
+      <w:t>2026-07-21</w:t>
       <w:br/>
       <w:br/>
     </w:r>

--- a/klagomål/A 22449-2026 FSC-klagomål.docx
+++ b/klagomål/A 22449-2026 FSC-klagomål.docx
@@ -786,7 +786,7 @@
     <w:r>
       <w:tab/>
       <w:tab/>
-      <w:t>2026-07-21</w:t>
+      <w:t>2026-07-22</w:t>
       <w:br/>
       <w:br/>
     </w:r>

--- a/klagomål/A 22449-2026 FSC-klagomål.docx
+++ b/klagomål/A 22449-2026 FSC-klagomål.docx
@@ -786,7 +786,7 @@
     <w:r>
       <w:tab/>
       <w:tab/>
-      <w:t>2026-07-22</w:t>
+      <w:t>2026-07-23</w:t>
       <w:br/>
       <w:br/>
     </w:r>

--- a/klagomål/A 22449-2026 FSC-klagomål.docx
+++ b/klagomål/A 22449-2026 FSC-klagomål.docx
@@ -786,7 +786,7 @@
     <w:r>
       <w:tab/>
       <w:tab/>
-      <w:t>2026-07-23</w:t>
+      <w:t>2026-07-24</w:t>
       <w:br/>
       <w:br/>
     </w:r>

--- a/klagomål/A 22449-2026 FSC-klagomål.docx
+++ b/klagomål/A 22449-2026 FSC-klagomål.docx
@@ -786,7 +786,7 @@
     <w:r>
       <w:tab/>
       <w:tab/>
-      <w:t>2026-07-24</w:t>
+      <w:t>2026-07-25</w:t>
       <w:br/>
       <w:br/>
     </w:r>

--- a/klagomål/A 22449-2026 FSC-klagomål.docx
+++ b/klagomål/A 22449-2026 FSC-klagomål.docx
@@ -786,7 +786,7 @@
     <w:r>
       <w:tab/>
       <w:tab/>
-      <w:t>2026-07-25</w:t>
+      <w:t>2026-07-26</w:t>
       <w:br/>
       <w:br/>
     </w:r>

--- a/klagomål/A 22449-2026 FSC-klagomål.docx
+++ b/klagomål/A 22449-2026 FSC-klagomål.docx
@@ -786,7 +786,7 @@
     <w:r>
       <w:tab/>
       <w:tab/>
-      <w:t>2026-07-26</w:t>
+      <w:t>2026-07-27</w:t>
       <w:br/>
       <w:br/>
     </w:r>

--- a/klagomål/A 22449-2026 FSC-klagomål.docx
+++ b/klagomål/A 22449-2026 FSC-klagomål.docx
@@ -786,7 +786,7 @@
     <w:r>
       <w:tab/>
       <w:tab/>
-      <w:t>2026-07-27</w:t>
+      <w:t>2026-07-28</w:t>
       <w:br/>
       <w:br/>
     </w:r>

--- a/klagomål/A 22449-2026 FSC-klagomål.docx
+++ b/klagomål/A 22449-2026 FSC-klagomål.docx
@@ -786,7 +786,7 @@
     <w:r>
       <w:tab/>
       <w:tab/>
-      <w:t>2026-07-28</w:t>
+      <w:t>2026-07-29</w:t>
       <w:br/>
       <w:br/>
     </w:r>

--- a/klagomål/A 22449-2026 FSC-klagomål.docx
+++ b/klagomål/A 22449-2026 FSC-klagomål.docx
@@ -786,7 +786,7 @@
     <w:r>
       <w:tab/>
       <w:tab/>
-      <w:t>2026-07-29</w:t>
+      <w:t>2026-07-30</w:t>
       <w:br/>
       <w:br/>
     </w:r>

--- a/klagomål/A 22449-2026 FSC-klagomål.docx
+++ b/klagomål/A 22449-2026 FSC-klagomål.docx
@@ -786,7 +786,7 @@
     <w:r>
       <w:tab/>
       <w:tab/>
-      <w:t>2026-07-30</w:t>
+      <w:t>2026-07-31</w:t>
       <w:br/>
       <w:br/>
     </w:r>

--- a/klagomål/A 22449-2026 FSC-klagomål.docx
+++ b/klagomål/A 22449-2026 FSC-klagomål.docx
@@ -786,7 +786,7 @@
     <w:r>
       <w:tab/>
       <w:tab/>
-      <w:t>2026-07-31</w:t>
+      <w:t>2026-08-01</w:t>
       <w:br/>
       <w:br/>
     </w:r>

--- a/klagomål/A 22449-2026 FSC-klagomål.docx
+++ b/klagomål/A 22449-2026 FSC-klagomål.docx
@@ -786,7 +786,7 @@
     <w:r>
       <w:tab/>
       <w:tab/>
-      <w:t>2026-08-01</w:t>
+      <w:t>2026-08-02</w:t>
       <w:br/>
       <w:br/>
     </w:r>

--- a/klagomål/A 22449-2026 FSC-klagomål.docx
+++ b/klagomål/A 22449-2026 FSC-klagomål.docx
@@ -786,7 +786,7 @@
     <w:r>
       <w:tab/>
       <w:tab/>
-      <w:t>2026-08-02</w:t>
+      <w:t>2026-08-03</w:t>
       <w:br/>
       <w:br/>
     </w:r>

--- a/klagomål/A 22449-2026 FSC-klagomål.docx
+++ b/klagomål/A 22449-2026 FSC-klagomål.docx
@@ -786,7 +786,7 @@
     <w:r>
       <w:tab/>
       <w:tab/>
-      <w:t>2026-08-03</w:t>
+      <w:t>2026-08-05</w:t>
       <w:br/>
       <w:br/>
     </w:r>

--- a/klagomål/A 22449-2026 FSC-klagomål.docx
+++ b/klagomål/A 22449-2026 FSC-klagomål.docx
@@ -786,7 +786,7 @@
     <w:r>
       <w:tab/>
       <w:tab/>
-      <w:t>2026-08-05</w:t>
+      <w:t>2026-08-07</w:t>
       <w:br/>
       <w:br/>
     </w:r>

--- a/klagomål/A 22449-2026 FSC-klagomål.docx
+++ b/klagomål/A 22449-2026 FSC-klagomål.docx
@@ -786,7 +786,7 @@
     <w:r>
       <w:tab/>
       <w:tab/>
-      <w:t>2026-08-07</w:t>
+      <w:t>2026-08-08</w:t>
       <w:br/>
       <w:br/>
     </w:r>

--- a/klagomål/A 22449-2026 FSC-klagomål.docx
+++ b/klagomål/A 22449-2026 FSC-klagomål.docx
@@ -216,7 +216,7 @@
         <w:spacing w:after="240"/>
       </w:pPr>
       <w:r>
-        <w:t>Figur 1. Fyndplatser för naturvårdsarter i avverkningsanmälan. Markörer utan svart kant är placerade på fyndplatsen. Markörer med svart kant är placerade vid sidan av fyndplatsen har ett svart streck som visar fyndplatsens exakta position. Kartans mittpunktskoordinat är N 6603214, E 581992 i SWEREF 99 TM.</w:t>
+        <w:t>Figur 1. Fyndplatser för naturvårdsarter i avverkningsanmälan. Markörer utan svart kant är placerade på fyndplatsen. Markörer med svart kant är placerade vid sidan av fyndplatsen och har ett svart streck som visar fyndplatsens exakta position. Kartans mittpunktskoordinat är N 6603214, E 581992 i SWEREF 99 TM.</w:t>
       </w:r>
     </w:p>
     <w:p>
@@ -786,7 +786,7 @@
     <w:r>
       <w:tab/>
       <w:tab/>
-      <w:t>2026-08-14</w:t>
+      <w:t>2026-08-15</w:t>
       <w:br/>
       <w:br/>
     </w:r>

--- a/klagomål/A 22449-2026 FSC-klagomål.docx
+++ b/klagomål/A 22449-2026 FSC-klagomål.docx
@@ -786,7 +786,7 @@
     <w:r>
       <w:tab/>
       <w:tab/>
-      <w:t>2026-08-15</w:t>
+      <w:t>2026-08-16</w:t>
       <w:br/>
       <w:br/>
     </w:r>

--- a/klagomål/A 22449-2026 FSC-klagomål.docx
+++ b/klagomål/A 22449-2026 FSC-klagomål.docx
@@ -786,7 +786,7 @@
     <w:r>
       <w:tab/>
       <w:tab/>
-      <w:t>2026-08-16</w:t>
+      <w:t>2026-08-17</w:t>
       <w:br/>
       <w:br/>
     </w:r>

--- a/klagomål/A 22449-2026 FSC-klagomål.docx
+++ b/klagomål/A 22449-2026 FSC-klagomål.docx
@@ -786,7 +786,7 @@
     <w:r>
       <w:tab/>
       <w:tab/>
-      <w:t>2026-08-17</w:t>
+      <w:t>2026-08-18</w:t>
       <w:br/>
       <w:br/>
     </w:r>

--- a/klagomål/A 22449-2026 FSC-klagomål.docx
+++ b/klagomål/A 22449-2026 FSC-klagomål.docx
@@ -786,7 +786,7 @@
     <w:r>
       <w:tab/>
       <w:tab/>
-      <w:t>2026-08-18</w:t>
+      <w:t>2026-08-19</w:t>
       <w:br/>
       <w:br/>
     </w:r>

--- a/klagomål/A 22449-2026 FSC-klagomål.docx
+++ b/klagomål/A 22449-2026 FSC-klagomål.docx
@@ -786,7 +786,7 @@
     <w:r>
       <w:tab/>
       <w:tab/>
-      <w:t>2026-08-19</w:t>
+      <w:t>2026-08-20</w:t>
       <w:br/>
       <w:br/>
     </w:r>

--- a/klagomål/A 22449-2026 FSC-klagomål.docx
+++ b/klagomål/A 22449-2026 FSC-klagomål.docx
@@ -786,7 +786,7 @@
     <w:r>
       <w:tab/>
       <w:tab/>
-      <w:t>2026-08-20</w:t>
+      <w:t>2026-08-21</w:t>
       <w:br/>
       <w:br/>
     </w:r>

--- a/klagomål/A 22449-2026 FSC-klagomål.docx
+++ b/klagomål/A 22449-2026 FSC-klagomål.docx
@@ -786,7 +786,7 @@
     <w:r>
       <w:tab/>
       <w:tab/>
-      <w:t>2026-08-21</w:t>
+      <w:t>2026-08-22</w:t>
       <w:br/>
       <w:br/>
     </w:r>

--- a/klagomål/A 22449-2026 FSC-klagomål.docx
+++ b/klagomål/A 22449-2026 FSC-klagomål.docx
@@ -786,7 +786,7 @@
     <w:r>
       <w:tab/>
       <w:tab/>
-      <w:t>2026-08-22</w:t>
+      <w:t>2026-08-23</w:t>
       <w:br/>
       <w:br/>
     </w:r>

--- a/klagomål/A 22449-2026 FSC-klagomål.docx
+++ b/klagomål/A 22449-2026 FSC-klagomål.docx
@@ -786,7 +786,7 @@
     <w:r>
       <w:tab/>
       <w:tab/>
-      <w:t>2026-08-23</w:t>
+      <w:t>2026-08-24</w:t>
       <w:br/>
       <w:br/>
     </w:r>

--- a/klagomål/A 22449-2026 FSC-klagomål.docx
+++ b/klagomål/A 22449-2026 FSC-klagomål.docx
@@ -786,7 +786,7 @@
     <w:r>
       <w:tab/>
       <w:tab/>
-      <w:t>2026-08-24</w:t>
+      <w:t>2026-08-25</w:t>
       <w:br/>
       <w:br/>
     </w:r>

--- a/klagomål/A 22449-2026 FSC-klagomål.docx
+++ b/klagomål/A 22449-2026 FSC-klagomål.docx
@@ -786,7 +786,7 @@
     <w:r>
       <w:tab/>
       <w:tab/>
-      <w:t>2026-08-25</w:t>
+      <w:t>2026-08-26</w:t>
       <w:br/>
       <w:br/>
     </w:r>

--- a/klagomål/A 22449-2026 FSC-klagomål.docx
+++ b/klagomål/A 22449-2026 FSC-klagomål.docx
@@ -786,7 +786,7 @@
     <w:r>
       <w:tab/>
       <w:tab/>
-      <w:t>2026-08-26</w:t>
+      <w:t>2026-08-27</w:t>
       <w:br/>
       <w:br/>
     </w:r>

--- a/klagomål/A 22449-2026 FSC-klagomål.docx
+++ b/klagomål/A 22449-2026 FSC-klagomål.docx
@@ -786,7 +786,7 @@
     <w:r>
       <w:tab/>
       <w:tab/>
-      <w:t>2026-08-27</w:t>
+      <w:t>2026-08-28</w:t>
       <w:br/>
       <w:br/>
     </w:r>

--- a/klagomål/A 22449-2026 FSC-klagomål.docx
+++ b/klagomål/A 22449-2026 FSC-klagomål.docx
@@ -786,7 +786,7 @@
     <w:r>
       <w:tab/>
       <w:tab/>
-      <w:t>2026-08-28</w:t>
+      <w:t>2026-08-29</w:t>
       <w:br/>
       <w:br/>
     </w:r>

--- a/klagomål/A 22449-2026 FSC-klagomål.docx
+++ b/klagomål/A 22449-2026 FSC-klagomål.docx
@@ -786,7 +786,7 @@
     <w:r>
       <w:tab/>
       <w:tab/>
-      <w:t>2026-08-29</w:t>
+      <w:t>2026-08-31</w:t>
       <w:br/>
       <w:br/>
     </w:r>

--- a/klagomål/A 22449-2026 FSC-klagomål.docx
+++ b/klagomål/A 22449-2026 FSC-klagomål.docx
@@ -786,7 +786,7 @@
     <w:r>
       <w:tab/>
       <w:tab/>
-      <w:t>2026-08-31</w:t>
+      <w:t>2026-09-01</w:t>
       <w:br/>
       <w:br/>
     </w:r>

--- a/klagomål/A 22449-2026 FSC-klagomål.docx
+++ b/klagomål/A 22449-2026 FSC-klagomål.docx
@@ -786,7 +786,7 @@
     <w:r>
       <w:tab/>
       <w:tab/>
-      <w:t>2026-09-01</w:t>
+      <w:t>2026-09-02</w:t>
       <w:br/>
       <w:br/>
     </w:r>

--- a/klagomål/A 22449-2026 FSC-klagomål.docx
+++ b/klagomål/A 22449-2026 FSC-klagomål.docx
@@ -786,7 +786,7 @@
     <w:r>
       <w:tab/>
       <w:tab/>
-      <w:t>2026-09-02</w:t>
+      <w:t>2026-09-03</w:t>
       <w:br/>
       <w:br/>
     </w:r>

--- a/klagomål/A 22449-2026 FSC-klagomål.docx
+++ b/klagomål/A 22449-2026 FSC-klagomål.docx
@@ -786,7 +786,7 @@
     <w:r>
       <w:tab/>
       <w:tab/>
-      <w:t>2026-09-03</w:t>
+      <w:t>2026-09-04</w:t>
       <w:br/>
       <w:br/>
     </w:r>

--- a/klagomål/A 22449-2026 FSC-klagomål.docx
+++ b/klagomål/A 22449-2026 FSC-klagomål.docx
@@ -786,7 +786,7 @@
     <w:r>
       <w:tab/>
       <w:tab/>
-      <w:t>2026-09-04</w:t>
+      <w:t>2026-09-05</w:t>
       <w:br/>
       <w:br/>
     </w:r>

--- a/klagomål/A 22449-2026 FSC-klagomål.docx
+++ b/klagomål/A 22449-2026 FSC-klagomål.docx
@@ -786,7 +786,7 @@
     <w:r>
       <w:tab/>
       <w:tab/>
-      <w:t>2026-09-05</w:t>
+      <w:t>2026-09-06</w:t>
       <w:br/>
       <w:br/>
     </w:r>

--- a/klagomål/A 22449-2026 FSC-klagomål.docx
+++ b/klagomål/A 22449-2026 FSC-klagomål.docx
@@ -786,7 +786,7 @@
     <w:r>
       <w:tab/>
       <w:tab/>
-      <w:t>2026-09-06</w:t>
+      <w:t>2026-09-07</w:t>
       <w:br/>
       <w:br/>
     </w:r>

--- a/klagomål/A 22449-2026 FSC-klagomål.docx
+++ b/klagomål/A 22449-2026 FSC-klagomål.docx
@@ -786,7 +786,7 @@
     <w:r>
       <w:tab/>
       <w:tab/>
-      <w:t>2026-09-07</w:t>
+      <w:t>2026-09-08</w:t>
       <w:br/>
       <w:br/>
     </w:r>

--- a/klagomål/A 22449-2026 FSC-klagomål.docx
+++ b/klagomål/A 22449-2026 FSC-klagomål.docx
@@ -786,7 +786,7 @@
     <w:r>
       <w:tab/>
       <w:tab/>
-      <w:t>2026-09-08</w:t>
+      <w:t>2026-09-09</w:t>
       <w:br/>
       <w:br/>
     </w:r>

--- a/klagomål/A 22449-2026 FSC-klagomål.docx
+++ b/klagomål/A 22449-2026 FSC-klagomål.docx
@@ -786,7 +786,7 @@
     <w:r>
       <w:tab/>
       <w:tab/>
-      <w:t>2026-09-09</w:t>
+      <w:t>2026-09-10</w:t>
       <w:br/>
       <w:br/>
     </w:r>

--- a/klagomål/A 22449-2026 FSC-klagomål.docx
+++ b/klagomål/A 22449-2026 FSC-klagomål.docx
@@ -786,7 +786,7 @@
     <w:r>
       <w:tab/>
       <w:tab/>
-      <w:t>2026-09-10</w:t>
+      <w:t>2026-09-11</w:t>
       <w:br/>
       <w:br/>
     </w:r>

--- a/klagomål/A 22449-2026 FSC-klagomål.docx
+++ b/klagomål/A 22449-2026 FSC-klagomål.docx
@@ -786,7 +786,7 @@
     <w:r>
       <w:tab/>
       <w:tab/>
-      <w:t>2026-09-11</w:t>
+      <w:t>2026-09-12</w:t>
       <w:br/>
       <w:br/>
     </w:r>
